--- a/Word-Templates/YYYY-LH-nnnn-Liefergegenstand.docx
+++ b/Word-Templates/YYYY-LH-nnnn-Liefergegenstand.docx
@@ -28,7 +28,69 @@
         </w:p>
       </w:sdtContent>
     </w:sdt>
-    <w:bookmarkStart w:id="46" w:name="Xe63fd2e81777ff4b562e78690ab0054af82451b"/>
+    <w:p>
+      <w:pPr>
+        <w:pStyle w:val="FirstParagraph"/>
+      </w:pPr>
+      <w:r>
+        <w:t xml:space="preserve">Titel | |</w:t>
+      </w:r>
+      <w:r>
+        <w:br/>
+      </w:r>
+      <w:r>
+        <w:t xml:space="preserve">Dokument-Typ | Konzept / Lastenheft |</w:t>
+      </w:r>
+      <w:r>
+        <w:br/>
+      </w:r>
+      <w:r>
+        <w:t xml:space="preserve">Liefergegenstand-ID | |</w:t>
+      </w:r>
+      <w:r>
+        <w:br/>
+      </w:r>
+      <w:r>
+        <w:t xml:space="preserve">Liefergegenstand | |</w:t>
+      </w:r>
+      <w:r>
+        <w:br/>
+      </w:r>
+      <w:r>
+        <w:t xml:space="preserve">Bereich | |</w:t>
+      </w:r>
+      <w:r>
+        <w:br/>
+      </w:r>
+      <w:r>
+        <w:t xml:space="preserve">Autor | |</w:t>
+      </w:r>
+      <w:r>
+        <w:br/>
+      </w:r>
+      <w:r>
+        <w:t xml:space="preserve">Version | |</w:t>
+      </w:r>
+      <w:r>
+        <w:br/>
+      </w:r>
+      <w:r>
+        <w:t xml:space="preserve">Status | Entwurf / Freigegeben |</w:t>
+      </w:r>
+      <w:r>
+        <w:br/>
+      </w:r>
+      <w:r>
+        <w:t xml:space="preserve">Freigeber | |</w:t>
+      </w:r>
+      <w:r>
+        <w:br/>
+      </w:r>
+      <w:r>
+        <w:t xml:space="preserve">Freigabedatum | |</w:t>
+      </w:r>
+    </w:p>
+    <w:bookmarkStart w:id="9" w:name="prozess-ansprechpartner"/>
     <w:p>
       <w:pPr>
         <w:pStyle w:val="berschrift1"/>
@@ -43,713 +105,124 @@
         <w:tab/>
       </w:r>
       <w:r>
-        <w:t xml:space="preserve">Lastenheft / Grobkonzept – YYYY-LH-nnnn-Liefergegenstand</w:t>
+        <w:t xml:space="preserve">Prozess &amp; Ansprechpartner</w:t>
       </w:r>
     </w:p>
-    <w:bookmarkStart w:id="13" w:name="dokumentinformationen"/>
+    <w:bookmarkEnd w:id="9"/>
+    <w:bookmarkStart w:id="10" w:name="ausgangssituation-problem"/>
     <w:p>
       <w:pPr>
-        <w:pStyle w:val="berschrift2"/>
+        <w:pStyle w:val="berschrift1"/>
       </w:pPr>
       <w:r>
         <w:rPr>
           <w:rStyle w:val="SectionNumber"/>
         </w:rPr>
-        <w:t xml:space="preserve">1.1</w:t>
+        <w:t xml:space="preserve">2</w:t>
       </w:r>
       <w:r>
         <w:tab/>
       </w:r>
       <w:r>
-        <w:t xml:space="preserve">1. Dokumentinformationen</w:t>
+        <w:t xml:space="preserve">Ausgangssituation / Problem</w:t>
       </w:r>
     </w:p>
-    <w:bookmarkStart w:id="9" w:name="X34f0d01dac8b90c363a4c709c0e027b5ad03ca3"/>
+    <w:bookmarkEnd w:id="10"/>
+    <w:bookmarkStart w:id="11" w:name="ziel-gewünschte-verbesserung"/>
     <w:p>
       <w:pPr>
-        <w:pStyle w:val="berschrift3"/>
+        <w:pStyle w:val="berschrift1"/>
       </w:pPr>
       <w:r>
         <w:rPr>
           <w:rStyle w:val="SectionNumber"/>
         </w:rPr>
-        <w:t xml:space="preserve">1.1.1</w:t>
+        <w:t xml:space="preserve">3</w:t>
       </w:r>
       <w:r>
         <w:tab/>
       </w:r>
       <w:r>
-        <w:t xml:space="preserve">1.1 Prozess-ID und Dateiname: YYYY-LH-nnnn-Liefergegenstand.docx</w:t>
+        <w:t xml:space="preserve">Ziel / gewünschte Verbesserung</w:t>
       </w:r>
     </w:p>
-    <w:bookmarkEnd w:id="9"/>
-    <w:bookmarkStart w:id="10" w:name="version-und-status"/>
+    <w:bookmarkEnd w:id="11"/>
+    <w:bookmarkStart w:id="12" w:name="soll-prozess-anforderungen"/>
     <w:p>
       <w:pPr>
-        <w:pStyle w:val="berschrift3"/>
+        <w:pStyle w:val="berschrift1"/>
       </w:pPr>
       <w:r>
         <w:rPr>
           <w:rStyle w:val="SectionNumber"/>
         </w:rPr>
-        <w:t xml:space="preserve">1.1.2</w:t>
+        <w:t xml:space="preserve">4</w:t>
       </w:r>
       <w:r>
         <w:tab/>
       </w:r>
       <w:r>
-        <w:t xml:space="preserve">1.2 Version und Status</w:t>
+        <w:t xml:space="preserve">Soll-Prozess &amp; Anforderungen</w:t>
       </w:r>
     </w:p>
-    <w:bookmarkEnd w:id="10"/>
-    <w:bookmarkStart w:id="11" w:name="autorinnen-und-stakeholder"/>
+    <w:bookmarkEnd w:id="12"/>
+    <w:bookmarkStart w:id="13" w:name="nutzen"/>
     <w:p>
       <w:pPr>
-        <w:pStyle w:val="berschrift3"/>
+        <w:pStyle w:val="berschrift1"/>
       </w:pPr>
       <w:r>
         <w:rPr>
           <w:rStyle w:val="SectionNumber"/>
         </w:rPr>
-        <w:t xml:space="preserve">1.1.3</w:t>
+        <w:t xml:space="preserve">5</w:t>
       </w:r>
       <w:r>
         <w:tab/>
       </w:r>
       <w:r>
-        <w:t xml:space="preserve">1.3 Autor:innen und Stakeholder</w:t>
+        <w:t xml:space="preserve">Nutzen</w:t>
       </w:r>
     </w:p>
-    <w:bookmarkEnd w:id="11"/>
-    <w:bookmarkStart w:id="12" w:name="änderungsverlauf"/>
+    <w:bookmarkEnd w:id="13"/>
+    <w:bookmarkStart w:id="14" w:name="risiken-offene-punkte"/>
     <w:p>
       <w:pPr>
-        <w:pStyle w:val="berschrift3"/>
+        <w:pStyle w:val="berschrift1"/>
       </w:pPr>
       <w:r>
         <w:rPr>
           <w:rStyle w:val="SectionNumber"/>
         </w:rPr>
-        <w:t xml:space="preserve">1.1.4</w:t>
+        <w:t xml:space="preserve">6</w:t>
       </w:r>
       <w:r>
         <w:tab/>
       </w:r>
       <w:r>
-        <w:t xml:space="preserve">1.4 Änderungsverlauf</w:t>
+        <w:t xml:space="preserve">Risiken / Offene Punkte</w:t>
       </w:r>
     </w:p>
-    <w:bookmarkEnd w:id="12"/>
-    <w:bookmarkEnd w:id="13"/>
-    <w:bookmarkStart w:id="17" w:name="ausgangslage-und-problemstellung"/>
+    <w:bookmarkEnd w:id="14"/>
+    <w:bookmarkStart w:id="15" w:name="X8ca7ddb4eccebff2d9d538defaa8d0ada7378f2"/>
     <w:p>
       <w:pPr>
-        <w:pStyle w:val="berschrift2"/>
+        <w:pStyle w:val="berschrift1"/>
       </w:pPr>
       <w:r>
         <w:rPr>
           <w:rStyle w:val="SectionNumber"/>
         </w:rPr>
-        <w:t xml:space="preserve">1.2</w:t>
+        <w:t xml:space="preserve">7</w:t>
       </w:r>
       <w:r>
         <w:tab/>
       </w:r>
       <w:r>
-        <w:t xml:space="preserve">2. Ausgangslage und Problemstellung</w:t>
-      </w:r>
-    </w:p>
-    <w:bookmarkStart w:id="14" w:name="aktuelle-situation"/>
-    <w:p>
-      <w:pPr>
-        <w:pStyle w:val="berschrift3"/>
-      </w:pPr>
-      <w:r>
-        <w:rPr>
-          <w:rStyle w:val="SectionNumber"/>
-        </w:rPr>
-        <w:t xml:space="preserve">1.2.1</w:t>
-      </w:r>
-      <w:r>
-        <w:tab/>
-      </w:r>
-      <w:r>
-        <w:t xml:space="preserve">2.1 Aktuelle Situation</w:t>
-      </w:r>
-    </w:p>
-    <w:bookmarkEnd w:id="14"/>
-    <w:bookmarkStart w:id="15" w:name="problemstellung"/>
-    <w:p>
-      <w:pPr>
-        <w:pStyle w:val="berschrift3"/>
-      </w:pPr>
-      <w:r>
-        <w:rPr>
-          <w:rStyle w:val="SectionNumber"/>
-        </w:rPr>
-        <w:t xml:space="preserve">1.2.2</w:t>
-      </w:r>
-      <w:r>
-        <w:tab/>
-      </w:r>
-      <w:r>
-        <w:t xml:space="preserve">2.2 Problemstellung</w:t>
+        <w:t xml:space="preserve">Bewertung Digitalisierungsteam / Entscheidung</w:t>
       </w:r>
     </w:p>
     <w:bookmarkEnd w:id="15"/>
-    <w:bookmarkStart w:id="16" w:name="abgrenzung-des-vorhabens"/>
-    <w:p>
-      <w:pPr>
-        <w:pStyle w:val="berschrift3"/>
-      </w:pPr>
-      <w:r>
-        <w:rPr>
-          <w:rStyle w:val="SectionNumber"/>
-        </w:rPr>
-        <w:t xml:space="preserve">1.2.3</w:t>
-      </w:r>
-      <w:r>
-        <w:tab/>
-      </w:r>
-      <w:r>
-        <w:t xml:space="preserve">2.3 Abgrenzung des Vorhabens</w:t>
-      </w:r>
-    </w:p>
-    <w:bookmarkEnd w:id="16"/>
-    <w:bookmarkEnd w:id="17"/>
-    <w:bookmarkStart w:id="21" w:name="zielbild-und-business-nutzen"/>
-    <w:p>
-      <w:pPr>
-        <w:pStyle w:val="berschrift2"/>
-      </w:pPr>
-      <w:r>
-        <w:rPr>
-          <w:rStyle w:val="SectionNumber"/>
-        </w:rPr>
-        <w:t xml:space="preserve">1.3</w:t>
-      </w:r>
-      <w:r>
-        <w:tab/>
-      </w:r>
-      <w:r>
-        <w:t xml:space="preserve">3. Zielbild und Business Nutzen</w:t>
-      </w:r>
-    </w:p>
-    <w:bookmarkStart w:id="18" w:name="ziel-des-prozesses"/>
-    <w:p>
-      <w:pPr>
-        <w:pStyle w:val="berschrift3"/>
-      </w:pPr>
-      <w:r>
-        <w:rPr>
-          <w:rStyle w:val="SectionNumber"/>
-        </w:rPr>
-        <w:t xml:space="preserve">1.3.1</w:t>
-      </w:r>
-      <w:r>
-        <w:tab/>
-      </w:r>
-      <w:r>
-        <w:t xml:space="preserve">3.1 Ziel des Prozesses</w:t>
-      </w:r>
-    </w:p>
-    <w:bookmarkEnd w:id="18"/>
-    <w:bookmarkStart w:id="19" w:name="erwarteter-business-nutzen"/>
-    <w:p>
-      <w:pPr>
-        <w:pStyle w:val="berschrift3"/>
-      </w:pPr>
-      <w:r>
-        <w:rPr>
-          <w:rStyle w:val="SectionNumber"/>
-        </w:rPr>
-        <w:t xml:space="preserve">1.3.2</w:t>
-      </w:r>
-      <w:r>
-        <w:tab/>
-      </w:r>
-      <w:r>
-        <w:t xml:space="preserve">3.2 Erwarteter Business Nutzen</w:t>
-      </w:r>
-    </w:p>
-    <w:bookmarkEnd w:id="19"/>
-    <w:bookmarkStart w:id="20" w:name="erfolgskennzahlen-kpis"/>
-    <w:p>
-      <w:pPr>
-        <w:pStyle w:val="berschrift3"/>
-      </w:pPr>
-      <w:r>
-        <w:rPr>
-          <w:rStyle w:val="SectionNumber"/>
-        </w:rPr>
-        <w:t xml:space="preserve">1.3.3</w:t>
-      </w:r>
-      <w:r>
-        <w:tab/>
-      </w:r>
-      <w:r>
-        <w:t xml:space="preserve">3.3 Erfolgskennzahlen (KPIs)</w:t>
-      </w:r>
-    </w:p>
-    <w:bookmarkEnd w:id="20"/>
-    <w:bookmarkEnd w:id="21"/>
-    <w:bookmarkStart w:id="25" w:name="fachliche-anforderungen"/>
-    <w:p>
-      <w:pPr>
-        <w:pStyle w:val="berschrift2"/>
-      </w:pPr>
-      <w:r>
-        <w:rPr>
-          <w:rStyle w:val="SectionNumber"/>
-        </w:rPr>
-        <w:t xml:space="preserve">1.4</w:t>
-      </w:r>
-      <w:r>
-        <w:tab/>
-      </w:r>
-      <w:r>
-        <w:t xml:space="preserve">4. Fachliche Anforderungen</w:t>
-      </w:r>
-    </w:p>
-    <w:bookmarkStart w:id="22" w:name="muss-anforderungen"/>
-    <w:p>
-      <w:pPr>
-        <w:pStyle w:val="berschrift3"/>
-      </w:pPr>
-      <w:r>
-        <w:rPr>
-          <w:rStyle w:val="SectionNumber"/>
-        </w:rPr>
-        <w:t xml:space="preserve">1.4.1</w:t>
-      </w:r>
-      <w:r>
-        <w:tab/>
-      </w:r>
-      <w:r>
-        <w:t xml:space="preserve">4.1 Muss-Anforderungen</w:t>
-      </w:r>
-    </w:p>
-    <w:bookmarkEnd w:id="22"/>
-    <w:bookmarkStart w:id="23" w:name="soll-anforderungen"/>
-    <w:p>
-      <w:pPr>
-        <w:pStyle w:val="berschrift3"/>
-      </w:pPr>
-      <w:r>
-        <w:rPr>
-          <w:rStyle w:val="SectionNumber"/>
-        </w:rPr>
-        <w:t xml:space="preserve">1.4.2</w:t>
-      </w:r>
-      <w:r>
-        <w:tab/>
-      </w:r>
-      <w:r>
-        <w:t xml:space="preserve">4.2 Soll-Anforderungen</w:t>
-      </w:r>
-    </w:p>
-    <w:bookmarkEnd w:id="23"/>
-    <w:bookmarkStart w:id="24" w:name="nicht-ziele"/>
-    <w:p>
-      <w:pPr>
-        <w:pStyle w:val="berschrift3"/>
-      </w:pPr>
-      <w:r>
-        <w:rPr>
-          <w:rStyle w:val="SectionNumber"/>
-        </w:rPr>
-        <w:t xml:space="preserve">1.4.3</w:t>
-      </w:r>
-      <w:r>
-        <w:tab/>
-      </w:r>
-      <w:r>
-        <w:t xml:space="preserve">4.3 Nicht-Ziele</w:t>
-      </w:r>
-    </w:p>
-    <w:bookmarkEnd w:id="24"/>
-    <w:bookmarkEnd w:id="25"/>
-    <w:bookmarkStart w:id="29" w:name="grober-prozessablauf"/>
-    <w:p>
-      <w:pPr>
-        <w:pStyle w:val="berschrift2"/>
-      </w:pPr>
-      <w:r>
-        <w:rPr>
-          <w:rStyle w:val="SectionNumber"/>
-        </w:rPr>
-        <w:t xml:space="preserve">1.5</w:t>
-      </w:r>
-      <w:r>
-        <w:tab/>
-      </w:r>
-      <w:r>
-        <w:t xml:space="preserve">5. Grober Prozessablauf</w:t>
-      </w:r>
-    </w:p>
-    <w:bookmarkStart w:id="26" w:name="prozessschritte-auf-hoher-ebene"/>
-    <w:p>
-      <w:pPr>
-        <w:pStyle w:val="berschrift3"/>
-      </w:pPr>
-      <w:r>
-        <w:rPr>
-          <w:rStyle w:val="SectionNumber"/>
-        </w:rPr>
-        <w:t xml:space="preserve">1.5.1</w:t>
-      </w:r>
-      <w:r>
-        <w:tab/>
-      </w:r>
-      <w:r>
-        <w:t xml:space="preserve">5.1 Prozessschritte auf hoher Ebene</w:t>
-      </w:r>
-    </w:p>
-    <w:bookmarkEnd w:id="26"/>
-    <w:bookmarkStart w:id="27" w:name="X0f8164cdbe349b9abc339cca64eac0c352e3933"/>
-    <w:p>
-      <w:pPr>
-        <w:pStyle w:val="berschrift3"/>
-      </w:pPr>
-      <w:r>
-        <w:rPr>
-          <w:rStyle w:val="SectionNumber"/>
-        </w:rPr>
-        <w:t xml:space="preserve">1.5.2</w:t>
-      </w:r>
-      <w:r>
-        <w:tab/>
-      </w:r>
-      <w:r>
-        <w:t xml:space="preserve">5.2 Beteiligte Rollen und Verantwortlichkeiten</w:t>
-      </w:r>
-    </w:p>
-    <w:bookmarkEnd w:id="27"/>
-    <w:bookmarkStart w:id="28" w:name="ausnahmen-und-sonderfälle-high-level"/>
-    <w:p>
-      <w:pPr>
-        <w:pStyle w:val="berschrift3"/>
-      </w:pPr>
-      <w:r>
-        <w:rPr>
-          <w:rStyle w:val="SectionNumber"/>
-        </w:rPr>
-        <w:t xml:space="preserve">1.5.3</w:t>
-      </w:r>
-      <w:r>
-        <w:tab/>
-      </w:r>
-      <w:r>
-        <w:t xml:space="preserve">5.3 Ausnahmen und Sonderfälle (high level)</w:t>
-      </w:r>
-    </w:p>
-    <w:bookmarkEnd w:id="28"/>
-    <w:bookmarkEnd w:id="29"/>
-    <w:bookmarkStart w:id="33" w:name="rahmenbedingungen-und-annahmen"/>
-    <w:p>
-      <w:pPr>
-        <w:pStyle w:val="berschrift2"/>
-      </w:pPr>
-      <w:r>
-        <w:rPr>
-          <w:rStyle w:val="SectionNumber"/>
-        </w:rPr>
-        <w:t xml:space="preserve">1.6</w:t>
-      </w:r>
-      <w:r>
-        <w:tab/>
-      </w:r>
-      <w:r>
-        <w:t xml:space="preserve">6. Rahmenbedingungen und Annahmen</w:t>
-      </w:r>
-    </w:p>
-    <w:bookmarkStart w:id="30" w:name="fachliche-annahmen"/>
-    <w:p>
-      <w:pPr>
-        <w:pStyle w:val="berschrift3"/>
-      </w:pPr>
-      <w:r>
-        <w:rPr>
-          <w:rStyle w:val="SectionNumber"/>
-        </w:rPr>
-        <w:t xml:space="preserve">1.6.1</w:t>
-      </w:r>
-      <w:r>
-        <w:tab/>
-      </w:r>
-      <w:r>
-        <w:t xml:space="preserve">6.1 Fachliche Annahmen</w:t>
-      </w:r>
-    </w:p>
-    <w:bookmarkEnd w:id="30"/>
-    <w:bookmarkStart w:id="31" w:name="technische-annahmen"/>
-    <w:p>
-      <w:pPr>
-        <w:pStyle w:val="berschrift3"/>
-      </w:pPr>
-      <w:r>
-        <w:rPr>
-          <w:rStyle w:val="SectionNumber"/>
-        </w:rPr>
-        <w:t xml:space="preserve">1.6.2</w:t>
-      </w:r>
-      <w:r>
-        <w:tab/>
-      </w:r>
-      <w:r>
-        <w:t xml:space="preserve">6.2 Technische Annahmen</w:t>
-      </w:r>
-    </w:p>
-    <w:bookmarkEnd w:id="31"/>
-    <w:bookmarkStart w:id="32" w:name="organisatorische-randbedingungen"/>
-    <w:p>
-      <w:pPr>
-        <w:pStyle w:val="berschrift3"/>
-      </w:pPr>
-      <w:r>
-        <w:rPr>
-          <w:rStyle w:val="SectionNumber"/>
-        </w:rPr>
-        <w:t xml:space="preserve">1.6.3</w:t>
-      </w:r>
-      <w:r>
-        <w:tab/>
-      </w:r>
-      <w:r>
-        <w:t xml:space="preserve">6.3 Organisatorische Randbedingungen</w:t>
-      </w:r>
-    </w:p>
-    <w:bookmarkEnd w:id="32"/>
-    <w:bookmarkEnd w:id="33"/>
-    <w:bookmarkStart w:id="37" w:name="aufwand-und-wirtschaftlichkeit"/>
-    <w:p>
-      <w:pPr>
-        <w:pStyle w:val="berschrift2"/>
-      </w:pPr>
-      <w:r>
-        <w:rPr>
-          <w:rStyle w:val="SectionNumber"/>
-        </w:rPr>
-        <w:t xml:space="preserve">1.7</w:t>
-      </w:r>
-      <w:r>
-        <w:tab/>
-      </w:r>
-      <w:r>
-        <w:t xml:space="preserve">7. Aufwand und Wirtschaftlichkeit</w:t>
-      </w:r>
-    </w:p>
-    <w:bookmarkStart w:id="34" w:name="grobe-aufwandsschätzung"/>
-    <w:p>
-      <w:pPr>
-        <w:pStyle w:val="berschrift3"/>
-      </w:pPr>
-      <w:r>
-        <w:rPr>
-          <w:rStyle w:val="SectionNumber"/>
-        </w:rPr>
-        <w:t xml:space="preserve">1.7.1</w:t>
-      </w:r>
-      <w:r>
-        <w:tab/>
-      </w:r>
-      <w:r>
-        <w:t xml:space="preserve">7.1 Grobe Aufwandsschätzung</w:t>
-      </w:r>
-    </w:p>
-    <w:bookmarkEnd w:id="34"/>
-    <w:bookmarkStart w:id="35" w:name="nutzen-kostenbetrachtung"/>
-    <w:p>
-      <w:pPr>
-        <w:pStyle w:val="berschrift3"/>
-      </w:pPr>
-      <w:r>
-        <w:rPr>
-          <w:rStyle w:val="SectionNumber"/>
-        </w:rPr>
-        <w:t xml:space="preserve">1.7.2</w:t>
-      </w:r>
-      <w:r>
-        <w:tab/>
-      </w:r>
-      <w:r>
-        <w:t xml:space="preserve">7.2 Nutzen-/Kostenbetrachtung</w:t>
-      </w:r>
-    </w:p>
-    <w:bookmarkEnd w:id="35"/>
-    <w:bookmarkStart w:id="36" w:name="risiken-der-aufwandsschätzung"/>
-    <w:p>
-      <w:pPr>
-        <w:pStyle w:val="berschrift3"/>
-      </w:pPr>
-      <w:r>
-        <w:rPr>
-          <w:rStyle w:val="SectionNumber"/>
-        </w:rPr>
-        <w:t xml:space="preserve">1.7.3</w:t>
-      </w:r>
-      <w:r>
-        <w:tab/>
-      </w:r>
-      <w:r>
-        <w:t xml:space="preserve">7.3 Risiken der Aufwandsschätzung</w:t>
-      </w:r>
-    </w:p>
-    <w:bookmarkEnd w:id="36"/>
-    <w:bookmarkEnd w:id="37"/>
-    <w:bookmarkStart w:id="41" w:name="offene-punkte-und-entscheidungen"/>
-    <w:p>
-      <w:pPr>
-        <w:pStyle w:val="berschrift2"/>
-      </w:pPr>
-      <w:r>
-        <w:rPr>
-          <w:rStyle w:val="SectionNumber"/>
-        </w:rPr>
-        <w:t xml:space="preserve">1.8</w:t>
-      </w:r>
-      <w:r>
-        <w:tab/>
-      </w:r>
-      <w:r>
-        <w:t xml:space="preserve">8. Offene Punkte und Entscheidungen</w:t>
-      </w:r>
-    </w:p>
-    <w:bookmarkStart w:id="38" w:name="offene-punkte"/>
-    <w:p>
-      <w:pPr>
-        <w:pStyle w:val="berschrift3"/>
-      </w:pPr>
-      <w:r>
-        <w:rPr>
-          <w:rStyle w:val="SectionNumber"/>
-        </w:rPr>
-        <w:t xml:space="preserve">1.8.1</w:t>
-      </w:r>
-      <w:r>
-        <w:tab/>
-      </w:r>
-      <w:r>
-        <w:t xml:space="preserve">8.1 Offene Punkte</w:t>
-      </w:r>
-    </w:p>
-    <w:bookmarkEnd w:id="38"/>
-    <w:bookmarkStart w:id="39" w:name="benötigte-entscheidungen"/>
-    <w:p>
-      <w:pPr>
-        <w:pStyle w:val="berschrift3"/>
-      </w:pPr>
-      <w:r>
-        <w:rPr>
-          <w:rStyle w:val="SectionNumber"/>
-        </w:rPr>
-        <w:t xml:space="preserve">1.8.2</w:t>
-      </w:r>
-      <w:r>
-        <w:tab/>
-      </w:r>
-      <w:r>
-        <w:t xml:space="preserve">8.2 Benötigte Entscheidungen</w:t>
-      </w:r>
-    </w:p>
-    <w:bookmarkEnd w:id="39"/>
-    <w:bookmarkStart w:id="40" w:name="eskalationsbedarf"/>
-    <w:p>
-      <w:pPr>
-        <w:pStyle w:val="berschrift3"/>
-      </w:pPr>
-      <w:r>
-        <w:rPr>
-          <w:rStyle w:val="SectionNumber"/>
-        </w:rPr>
-        <w:t xml:space="preserve">1.8.3</w:t>
-      </w:r>
-      <w:r>
-        <w:tab/>
-      </w:r>
-      <w:r>
-        <w:t xml:space="preserve">8.3 Eskalationsbedarf</w:t>
-      </w:r>
-    </w:p>
-    <w:bookmarkEnd w:id="40"/>
-    <w:bookmarkEnd w:id="41"/>
-    <w:bookmarkStart w:id="45" w:name="X37baa5751bd8fcc7a47b3d1c1f9a44c5947c1da"/>
-    <w:p>
-      <w:pPr>
-        <w:pStyle w:val="berschrift2"/>
-      </w:pPr>
-      <w:r>
-        <w:rPr>
-          <w:rStyle w:val="SectionNumber"/>
-        </w:rPr>
-        <w:t xml:space="preserve">1.9</w:t>
-      </w:r>
-      <w:r>
-        <w:tab/>
-      </w:r>
-      <w:r>
-        <w:t xml:space="preserve">9. Projektentscheidung und Anmerkungen Digitalisierungsteam</w:t>
-      </w:r>
-    </w:p>
-    <w:bookmarkStart w:id="42" w:name="entscheidungsvorlage"/>
-    <w:p>
-      <w:pPr>
-        <w:pStyle w:val="berschrift3"/>
-      </w:pPr>
-      <w:r>
-        <w:rPr>
-          <w:rStyle w:val="SectionNumber"/>
-        </w:rPr>
-        <w:t xml:space="preserve">1.9.1</w:t>
-      </w:r>
-      <w:r>
-        <w:tab/>
-      </w:r>
-      <w:r>
-        <w:t xml:space="preserve">9.1 Entscheidungsvorlage</w:t>
-      </w:r>
-    </w:p>
-    <w:bookmarkEnd w:id="42"/>
-    <w:bookmarkStart w:id="43" w:name="freigabeempfehlung"/>
-    <w:p>
-      <w:pPr>
-        <w:pStyle w:val="berschrift3"/>
-      </w:pPr>
-      <w:r>
-        <w:rPr>
-          <w:rStyle w:val="SectionNumber"/>
-        </w:rPr>
-        <w:t xml:space="preserve">1.9.2</w:t>
-      </w:r>
-      <w:r>
-        <w:tab/>
-      </w:r>
-      <w:r>
-        <w:t xml:space="preserve">9.2 Freigabeempfehlung</w:t>
-      </w:r>
-    </w:p>
-    <w:bookmarkEnd w:id="43"/>
-    <w:bookmarkStart w:id="44" w:name="anmerkungen-digitalisierungsteam"/>
-    <w:p>
-      <w:pPr>
-        <w:pStyle w:val="berschrift3"/>
-      </w:pPr>
-      <w:r>
-        <w:rPr>
-          <w:rStyle w:val="SectionNumber"/>
-        </w:rPr>
-        <w:t xml:space="preserve">1.9.3</w:t>
-      </w:r>
-      <w:r>
-        <w:tab/>
-      </w:r>
-      <w:r>
-        <w:t xml:space="preserve">9.3 Anmerkungen Digitalisierungsteam</w:t>
-      </w:r>
-    </w:p>
-    <w:bookmarkEnd w:id="44"/>
-    <w:bookmarkEnd w:id="45"/>
-    <w:bookmarkEnd w:id="46"/>
     <w:sectPr>
       <w:pgSz w:h="16838" w:w="11906"/>
       <w:pgMar w:bottom="1134" w:footer="708" w:gutter="0" w:header="708" w:left="1417" w:right="1417" w:top="1417"/>

--- a/Word-Templates/YYYY-LH-nnnn-Liefergegenstand.docx
+++ b/Word-Templates/YYYY-LH-nnnn-Liefergegenstand.docx
@@ -1,9 +1,17 @@
 
 <file path=word/document.xml><?xml version="1.0" encoding="utf-8"?>
-<w:document xmlns:w="http://schemas.openxmlformats.org/wordprocessingml/2006/main" xmlns:m="http://schemas.openxmlformats.org/officeDocument/2006/math" xmlns:r="http://schemas.openxmlformats.org/officeDocument/2006/relationships" xmlns:o="urn:schemas-microsoft-com:office:office" xmlns:v="urn:schemas-microsoft-com:vml" xmlns:w10="urn:schemas-microsoft-com:office:word" xmlns:a="http://schemas.openxmlformats.org/drawingml/2006/main" xmlns:pic="http://schemas.openxmlformats.org/drawingml/2006/picture" xmlns:wp="http://schemas.openxmlformats.org/drawingml/2006/wordprocessingDrawing">
+<w:document xmlns:wpc="http://schemas.microsoft.com/office/word/2010/wordprocessingCanvas" xmlns:cx="http://schemas.microsoft.com/office/drawing/2014/chartex" xmlns:cx1="http://schemas.microsoft.com/office/drawing/2015/9/8/chartex" xmlns:cx2="http://schemas.microsoft.com/office/drawing/2015/10/21/chartex" xmlns:cx3="http://schemas.microsoft.com/office/drawing/2016/5/9/chartex" xmlns:cx4="http://schemas.microsoft.com/office/drawing/2016/5/10/chartex" xmlns:cx5="http://schemas.microsoft.com/office/drawing/2016/5/11/chartex" xmlns:cx6="http://schemas.microsoft.com/office/drawing/2016/5/12/chartex" xmlns:cx7="http://schemas.microsoft.com/office/drawing/2016/5/13/chartex" xmlns:cx8="http://schemas.microsoft.com/office/drawing/2016/5/14/chartex" xmlns:mc="http://schemas.openxmlformats.org/markup-compatibility/2006" xmlns:aink="http://schemas.microsoft.com/office/drawing/2016/ink" xmlns:am3d="http://schemas.microsoft.com/office/drawing/2017/model3d" xmlns:o="urn:schemas-microsoft-com:office:office" xmlns:oel="http://schemas.microsoft.com/office/2019/extlst" xmlns:r="http://schemas.openxmlformats.org/officeDocument/2006/relationships" xmlns:m="http://schemas.openxmlformats.org/officeDocument/2006/math" xmlns:v="urn:schemas-microsoft-com:vml" xmlns:wp14="http://schemas.microsoft.com/office/word/2010/wordprocessingDrawing" xmlns:wp="http://schemas.openxmlformats.org/drawingml/2006/wordprocessingDrawing" xmlns:w10="urn:schemas-microsoft-com:office:word" xmlns:w="http://schemas.openxmlformats.org/wordprocessingml/2006/main" xmlns:w14="http://schemas.microsoft.com/office/word/2010/wordml" xmlns:w15="http://schemas.microsoft.com/office/word/2012/wordml" xmlns:w16cex="http://schemas.microsoft.com/office/word/2018/wordml/cex" xmlns:w16cid="http://schemas.microsoft.com/office/word/2016/wordml/cid" xmlns:w16="http://schemas.microsoft.com/office/word/2018/wordml" xmlns:w16du="http://schemas.microsoft.com/office/word/2023/wordml/word16du" xmlns:w16sdtdh="http://schemas.microsoft.com/office/word/2020/wordml/sdtdatahash" xmlns:w16sdtfl="http://schemas.microsoft.com/office/word/2024/wordml/sdtformatlock" xmlns:w16se="http://schemas.microsoft.com/office/word/2015/wordml/symex" xmlns:wpg="http://schemas.microsoft.com/office/word/2010/wordprocessingGroup" xmlns:wpi="http://schemas.microsoft.com/office/word/2010/wordprocessingInk" xmlns:wne="http://schemas.microsoft.com/office/word/2006/wordml" xmlns:wps="http://schemas.microsoft.com/office/word/2010/wordprocessingShape" mc:Ignorable="w14 w15 w16se w16cid w16 w16cex w16sdtdh w16sdtfl w16du wp14">
   <w:body>
     <w:sdt>
       <w:sdtPr>
+        <w:rPr>
+          <w:rFonts w:asciiTheme="minorHAnsi" w:eastAsiaTheme="minorEastAsia" w:hAnsiTheme="minorHAnsi" w:cstheme="minorBidi"/>
+          <w:b w:val="0"/>
+          <w:color w:val="auto"/>
+          <w:sz w:val="21"/>
+          <w:szCs w:val="21"/>
+        </w:rPr>
+        <w:id w:val="759482659"/>
         <w:docPartObj>
           <w:docPartGallery w:val="Table of Contents"/>
           <w:docPartUnique/>
@@ -15,217 +23,1238 @@
             <w:pStyle w:val="Inhaltsverzeichnisberschrift"/>
           </w:pPr>
           <w:r>
-            <w:t xml:space="preserve">Table of Contents</w:t>
+            <w:t>Table of Contents</w:t>
           </w:r>
         </w:p>
         <w:p>
+          <w:pPr>
+            <w:pStyle w:val="Verzeichnis1"/>
+            <w:tabs>
+              <w:tab w:val="left" w:pos="420"/>
+              <w:tab w:val="right" w:leader="dot" w:pos="9062"/>
+            </w:tabs>
+            <w:rPr>
+              <w:noProof/>
+              <w:kern w:val="2"/>
+              <w:sz w:val="24"/>
+              <w:szCs w:val="24"/>
+              <w:lang w:eastAsia="de-DE"/>
+              <w14:ligatures w14:val="standardContextual"/>
+            </w:rPr>
+          </w:pPr>
           <w:r>
-            <w:fldChar w:fldCharType="begin" w:dirty="true"/>
-            <w:instrText xml:space="preserve">TOC \o "1-3" \h \z \u</w:instrText>
+            <w:fldChar w:fldCharType="begin"/>
+          </w:r>
+          <w:r>
+            <w:instrText>TOC \o "1-3" \h \z \u</w:instrText>
+          </w:r>
+          <w:r>
             <w:fldChar w:fldCharType="separate"/>
+          </w:r>
+          <w:hyperlink w:anchor="_Toc225762783" w:history="1">
+            <w:r>
+              <w:rPr>
+                <w:rStyle w:val="Hyperlink"/>
+                <w:noProof/>
+              </w:rPr>
+              <w:t>1</w:t>
+            </w:r>
+            <w:r>
+              <w:rPr>
+                <w:noProof/>
+                <w:kern w:val="2"/>
+                <w:sz w:val="24"/>
+                <w:szCs w:val="24"/>
+                <w:lang w:eastAsia="de-DE"/>
+                <w14:ligatures w14:val="standardContextual"/>
+              </w:rPr>
+              <w:tab/>
+            </w:r>
+            <w:r>
+              <w:rPr>
+                <w:rStyle w:val="Hyperlink"/>
+                <w:noProof/>
+              </w:rPr>
+              <w:t>Prozess &amp; Ansprechpartner</w:t>
+            </w:r>
+            <w:r>
+              <w:rPr>
+                <w:noProof/>
+                <w:webHidden/>
+              </w:rPr>
+              <w:tab/>
+            </w:r>
+            <w:r>
+              <w:rPr>
+                <w:noProof/>
+                <w:webHidden/>
+              </w:rPr>
+              <w:fldChar w:fldCharType="begin"/>
+            </w:r>
+            <w:r>
+              <w:rPr>
+                <w:noProof/>
+                <w:webHidden/>
+              </w:rPr>
+              <w:instrText xml:space="preserve"> PAGEREF _Toc225762783 \h </w:instrText>
+            </w:r>
+            <w:r>
+              <w:rPr>
+                <w:noProof/>
+                <w:webHidden/>
+              </w:rPr>
+            </w:r>
+            <w:r>
+              <w:rPr>
+                <w:noProof/>
+                <w:webHidden/>
+              </w:rPr>
+              <w:fldChar w:fldCharType="separate"/>
+            </w:r>
+            <w:r>
+              <w:rPr>
+                <w:noProof/>
+                <w:webHidden/>
+              </w:rPr>
+              <w:t>2</w:t>
+            </w:r>
+            <w:r>
+              <w:rPr>
+                <w:noProof/>
+                <w:webHidden/>
+              </w:rPr>
+              <w:fldChar w:fldCharType="end"/>
+            </w:r>
+          </w:hyperlink>
+        </w:p>
+        <w:p>
+          <w:pPr>
+            <w:pStyle w:val="Verzeichnis1"/>
+            <w:tabs>
+              <w:tab w:val="left" w:pos="420"/>
+              <w:tab w:val="right" w:leader="dot" w:pos="9062"/>
+            </w:tabs>
+            <w:rPr>
+              <w:noProof/>
+              <w:kern w:val="2"/>
+              <w:sz w:val="24"/>
+              <w:szCs w:val="24"/>
+              <w:lang w:eastAsia="de-DE"/>
+              <w14:ligatures w14:val="standardContextual"/>
+            </w:rPr>
+          </w:pPr>
+          <w:hyperlink w:anchor="_Toc225762784" w:history="1">
+            <w:r>
+              <w:rPr>
+                <w:rStyle w:val="Hyperlink"/>
+                <w:noProof/>
+              </w:rPr>
+              <w:t>2</w:t>
+            </w:r>
+            <w:r>
+              <w:rPr>
+                <w:noProof/>
+                <w:kern w:val="2"/>
+                <w:sz w:val="24"/>
+                <w:szCs w:val="24"/>
+                <w:lang w:eastAsia="de-DE"/>
+                <w14:ligatures w14:val="standardContextual"/>
+              </w:rPr>
+              <w:tab/>
+            </w:r>
+            <w:r>
+              <w:rPr>
+                <w:rStyle w:val="Hyperlink"/>
+                <w:noProof/>
+              </w:rPr>
+              <w:t>Ausgangssituation / Problem</w:t>
+            </w:r>
+            <w:r>
+              <w:rPr>
+                <w:noProof/>
+                <w:webHidden/>
+              </w:rPr>
+              <w:tab/>
+            </w:r>
+            <w:r>
+              <w:rPr>
+                <w:noProof/>
+                <w:webHidden/>
+              </w:rPr>
+              <w:fldChar w:fldCharType="begin"/>
+            </w:r>
+            <w:r>
+              <w:rPr>
+                <w:noProof/>
+                <w:webHidden/>
+              </w:rPr>
+              <w:instrText xml:space="preserve"> PAGEREF _Toc225762784 \h </w:instrText>
+            </w:r>
+            <w:r>
+              <w:rPr>
+                <w:noProof/>
+                <w:webHidden/>
+              </w:rPr>
+            </w:r>
+            <w:r>
+              <w:rPr>
+                <w:noProof/>
+                <w:webHidden/>
+              </w:rPr>
+              <w:fldChar w:fldCharType="separate"/>
+            </w:r>
+            <w:r>
+              <w:rPr>
+                <w:noProof/>
+                <w:webHidden/>
+              </w:rPr>
+              <w:t>2</w:t>
+            </w:r>
+            <w:r>
+              <w:rPr>
+                <w:noProof/>
+                <w:webHidden/>
+              </w:rPr>
+              <w:fldChar w:fldCharType="end"/>
+            </w:r>
+          </w:hyperlink>
+        </w:p>
+        <w:p>
+          <w:pPr>
+            <w:pStyle w:val="Verzeichnis1"/>
+            <w:tabs>
+              <w:tab w:val="left" w:pos="420"/>
+              <w:tab w:val="right" w:leader="dot" w:pos="9062"/>
+            </w:tabs>
+            <w:rPr>
+              <w:noProof/>
+              <w:kern w:val="2"/>
+              <w:sz w:val="24"/>
+              <w:szCs w:val="24"/>
+              <w:lang w:eastAsia="de-DE"/>
+              <w14:ligatures w14:val="standardContextual"/>
+            </w:rPr>
+          </w:pPr>
+          <w:hyperlink w:anchor="_Toc225762785" w:history="1">
+            <w:r>
+              <w:rPr>
+                <w:rStyle w:val="Hyperlink"/>
+                <w:noProof/>
+              </w:rPr>
+              <w:t>3</w:t>
+            </w:r>
+            <w:r>
+              <w:rPr>
+                <w:noProof/>
+                <w:kern w:val="2"/>
+                <w:sz w:val="24"/>
+                <w:szCs w:val="24"/>
+                <w:lang w:eastAsia="de-DE"/>
+                <w14:ligatures w14:val="standardContextual"/>
+              </w:rPr>
+              <w:tab/>
+            </w:r>
+            <w:r>
+              <w:rPr>
+                <w:rStyle w:val="Hyperlink"/>
+                <w:noProof/>
+              </w:rPr>
+              <w:t>Ziel / gewünschte Verbesserung</w:t>
+            </w:r>
+            <w:r>
+              <w:rPr>
+                <w:noProof/>
+                <w:webHidden/>
+              </w:rPr>
+              <w:tab/>
+            </w:r>
+            <w:r>
+              <w:rPr>
+                <w:noProof/>
+                <w:webHidden/>
+              </w:rPr>
+              <w:fldChar w:fldCharType="begin"/>
+            </w:r>
+            <w:r>
+              <w:rPr>
+                <w:noProof/>
+                <w:webHidden/>
+              </w:rPr>
+              <w:instrText xml:space="preserve"> PAGEREF _Toc225762785 \h </w:instrText>
+            </w:r>
+            <w:r>
+              <w:rPr>
+                <w:noProof/>
+                <w:webHidden/>
+              </w:rPr>
+            </w:r>
+            <w:r>
+              <w:rPr>
+                <w:noProof/>
+                <w:webHidden/>
+              </w:rPr>
+              <w:fldChar w:fldCharType="separate"/>
+            </w:r>
+            <w:r>
+              <w:rPr>
+                <w:noProof/>
+                <w:webHidden/>
+              </w:rPr>
+              <w:t>2</w:t>
+            </w:r>
+            <w:r>
+              <w:rPr>
+                <w:noProof/>
+                <w:webHidden/>
+              </w:rPr>
+              <w:fldChar w:fldCharType="end"/>
+            </w:r>
+          </w:hyperlink>
+        </w:p>
+        <w:p>
+          <w:pPr>
+            <w:pStyle w:val="Verzeichnis1"/>
+            <w:tabs>
+              <w:tab w:val="left" w:pos="420"/>
+              <w:tab w:val="right" w:leader="dot" w:pos="9062"/>
+            </w:tabs>
+            <w:rPr>
+              <w:noProof/>
+              <w:kern w:val="2"/>
+              <w:sz w:val="24"/>
+              <w:szCs w:val="24"/>
+              <w:lang w:eastAsia="de-DE"/>
+              <w14:ligatures w14:val="standardContextual"/>
+            </w:rPr>
+          </w:pPr>
+          <w:hyperlink w:anchor="_Toc225762786" w:history="1">
+            <w:r>
+              <w:rPr>
+                <w:rStyle w:val="Hyperlink"/>
+                <w:noProof/>
+              </w:rPr>
+              <w:t>4</w:t>
+            </w:r>
+            <w:r>
+              <w:rPr>
+                <w:noProof/>
+                <w:kern w:val="2"/>
+                <w:sz w:val="24"/>
+                <w:szCs w:val="24"/>
+                <w:lang w:eastAsia="de-DE"/>
+                <w14:ligatures w14:val="standardContextual"/>
+              </w:rPr>
+              <w:tab/>
+            </w:r>
+            <w:r>
+              <w:rPr>
+                <w:rStyle w:val="Hyperlink"/>
+                <w:noProof/>
+              </w:rPr>
+              <w:t>Soll-Prozess &amp; Anforderungen</w:t>
+            </w:r>
+            <w:r>
+              <w:rPr>
+                <w:noProof/>
+                <w:webHidden/>
+              </w:rPr>
+              <w:tab/>
+            </w:r>
+            <w:r>
+              <w:rPr>
+                <w:noProof/>
+                <w:webHidden/>
+              </w:rPr>
+              <w:fldChar w:fldCharType="begin"/>
+            </w:r>
+            <w:r>
+              <w:rPr>
+                <w:noProof/>
+                <w:webHidden/>
+              </w:rPr>
+              <w:instrText xml:space="preserve"> PAGEREF _Toc225762786 \h </w:instrText>
+            </w:r>
+            <w:r>
+              <w:rPr>
+                <w:noProof/>
+                <w:webHidden/>
+              </w:rPr>
+            </w:r>
+            <w:r>
+              <w:rPr>
+                <w:noProof/>
+                <w:webHidden/>
+              </w:rPr>
+              <w:fldChar w:fldCharType="separate"/>
+            </w:r>
+            <w:r>
+              <w:rPr>
+                <w:noProof/>
+                <w:webHidden/>
+              </w:rPr>
+              <w:t>2</w:t>
+            </w:r>
+            <w:r>
+              <w:rPr>
+                <w:noProof/>
+                <w:webHidden/>
+              </w:rPr>
+              <w:fldChar w:fldCharType="end"/>
+            </w:r>
+          </w:hyperlink>
+        </w:p>
+        <w:p>
+          <w:pPr>
+            <w:pStyle w:val="Verzeichnis1"/>
+            <w:tabs>
+              <w:tab w:val="left" w:pos="420"/>
+              <w:tab w:val="right" w:leader="dot" w:pos="9062"/>
+            </w:tabs>
+            <w:rPr>
+              <w:noProof/>
+              <w:kern w:val="2"/>
+              <w:sz w:val="24"/>
+              <w:szCs w:val="24"/>
+              <w:lang w:eastAsia="de-DE"/>
+              <w14:ligatures w14:val="standardContextual"/>
+            </w:rPr>
+          </w:pPr>
+          <w:hyperlink w:anchor="_Toc225762787" w:history="1">
+            <w:r>
+              <w:rPr>
+                <w:rStyle w:val="Hyperlink"/>
+                <w:noProof/>
+              </w:rPr>
+              <w:t>5</w:t>
+            </w:r>
+            <w:r>
+              <w:rPr>
+                <w:noProof/>
+                <w:kern w:val="2"/>
+                <w:sz w:val="24"/>
+                <w:szCs w:val="24"/>
+                <w:lang w:eastAsia="de-DE"/>
+                <w14:ligatures w14:val="standardContextual"/>
+              </w:rPr>
+              <w:tab/>
+            </w:r>
+            <w:r>
+              <w:rPr>
+                <w:rStyle w:val="Hyperlink"/>
+                <w:noProof/>
+              </w:rPr>
+              <w:t>Nutzen</w:t>
+            </w:r>
+            <w:r>
+              <w:rPr>
+                <w:noProof/>
+                <w:webHidden/>
+              </w:rPr>
+              <w:tab/>
+            </w:r>
+            <w:r>
+              <w:rPr>
+                <w:noProof/>
+                <w:webHidden/>
+              </w:rPr>
+              <w:fldChar w:fldCharType="begin"/>
+            </w:r>
+            <w:r>
+              <w:rPr>
+                <w:noProof/>
+                <w:webHidden/>
+              </w:rPr>
+              <w:instrText xml:space="preserve"> PAGEREF _Toc225762787 \h </w:instrText>
+            </w:r>
+            <w:r>
+              <w:rPr>
+                <w:noProof/>
+                <w:webHidden/>
+              </w:rPr>
+            </w:r>
+            <w:r>
+              <w:rPr>
+                <w:noProof/>
+                <w:webHidden/>
+              </w:rPr>
+              <w:fldChar w:fldCharType="separate"/>
+            </w:r>
+            <w:r>
+              <w:rPr>
+                <w:noProof/>
+                <w:webHidden/>
+              </w:rPr>
+              <w:t>2</w:t>
+            </w:r>
+            <w:r>
+              <w:rPr>
+                <w:noProof/>
+                <w:webHidden/>
+              </w:rPr>
+              <w:fldChar w:fldCharType="end"/>
+            </w:r>
+          </w:hyperlink>
+        </w:p>
+        <w:p>
+          <w:pPr>
+            <w:pStyle w:val="Verzeichnis1"/>
+            <w:tabs>
+              <w:tab w:val="left" w:pos="420"/>
+              <w:tab w:val="right" w:leader="dot" w:pos="9062"/>
+            </w:tabs>
+            <w:rPr>
+              <w:noProof/>
+              <w:kern w:val="2"/>
+              <w:sz w:val="24"/>
+              <w:szCs w:val="24"/>
+              <w:lang w:eastAsia="de-DE"/>
+              <w14:ligatures w14:val="standardContextual"/>
+            </w:rPr>
+          </w:pPr>
+          <w:hyperlink w:anchor="_Toc225762788" w:history="1">
+            <w:r>
+              <w:rPr>
+                <w:rStyle w:val="Hyperlink"/>
+                <w:noProof/>
+              </w:rPr>
+              <w:t>6</w:t>
+            </w:r>
+            <w:r>
+              <w:rPr>
+                <w:noProof/>
+                <w:kern w:val="2"/>
+                <w:sz w:val="24"/>
+                <w:szCs w:val="24"/>
+                <w:lang w:eastAsia="de-DE"/>
+                <w14:ligatures w14:val="standardContextual"/>
+              </w:rPr>
+              <w:tab/>
+            </w:r>
+            <w:r>
+              <w:rPr>
+                <w:rStyle w:val="Hyperlink"/>
+                <w:noProof/>
+              </w:rPr>
+              <w:t>Risiken / Offene Punkte</w:t>
+            </w:r>
+            <w:r>
+              <w:rPr>
+                <w:noProof/>
+                <w:webHidden/>
+              </w:rPr>
+              <w:tab/>
+            </w:r>
+            <w:r>
+              <w:rPr>
+                <w:noProof/>
+                <w:webHidden/>
+              </w:rPr>
+              <w:fldChar w:fldCharType="begin"/>
+            </w:r>
+            <w:r>
+              <w:rPr>
+                <w:noProof/>
+                <w:webHidden/>
+              </w:rPr>
+              <w:instrText xml:space="preserve"> PAGEREF _Toc225762788 \h </w:instrText>
+            </w:r>
+            <w:r>
+              <w:rPr>
+                <w:noProof/>
+                <w:webHidden/>
+              </w:rPr>
+            </w:r>
+            <w:r>
+              <w:rPr>
+                <w:noProof/>
+                <w:webHidden/>
+              </w:rPr>
+              <w:fldChar w:fldCharType="separate"/>
+            </w:r>
+            <w:r>
+              <w:rPr>
+                <w:noProof/>
+                <w:webHidden/>
+              </w:rPr>
+              <w:t>2</w:t>
+            </w:r>
+            <w:r>
+              <w:rPr>
+                <w:noProof/>
+                <w:webHidden/>
+              </w:rPr>
+              <w:fldChar w:fldCharType="end"/>
+            </w:r>
+          </w:hyperlink>
+        </w:p>
+        <w:p>
+          <w:pPr>
+            <w:pStyle w:val="Verzeichnis1"/>
+            <w:tabs>
+              <w:tab w:val="left" w:pos="420"/>
+              <w:tab w:val="right" w:leader="dot" w:pos="9062"/>
+            </w:tabs>
+            <w:rPr>
+              <w:noProof/>
+              <w:kern w:val="2"/>
+              <w:sz w:val="24"/>
+              <w:szCs w:val="24"/>
+              <w:lang w:eastAsia="de-DE"/>
+              <w14:ligatures w14:val="standardContextual"/>
+            </w:rPr>
+          </w:pPr>
+          <w:hyperlink w:anchor="_Toc225762789" w:history="1">
+            <w:r>
+              <w:rPr>
+                <w:rStyle w:val="Hyperlink"/>
+                <w:noProof/>
+              </w:rPr>
+              <w:t>7</w:t>
+            </w:r>
+            <w:r>
+              <w:rPr>
+                <w:noProof/>
+                <w:kern w:val="2"/>
+                <w:sz w:val="24"/>
+                <w:szCs w:val="24"/>
+                <w:lang w:eastAsia="de-DE"/>
+                <w14:ligatures w14:val="standardContextual"/>
+              </w:rPr>
+              <w:tab/>
+            </w:r>
+            <w:r>
+              <w:rPr>
+                <w:rStyle w:val="Hyperlink"/>
+                <w:noProof/>
+              </w:rPr>
+              <w:t>Bewertung Digitalisierungsteam / Entscheidung</w:t>
+            </w:r>
+            <w:r>
+              <w:rPr>
+                <w:noProof/>
+                <w:webHidden/>
+              </w:rPr>
+              <w:tab/>
+            </w:r>
+            <w:r>
+              <w:rPr>
+                <w:noProof/>
+                <w:webHidden/>
+              </w:rPr>
+              <w:fldChar w:fldCharType="begin"/>
+            </w:r>
+            <w:r>
+              <w:rPr>
+                <w:noProof/>
+                <w:webHidden/>
+              </w:rPr>
+              <w:instrText xml:space="preserve"> PAGEREF _Toc225762789 \h </w:instrText>
+            </w:r>
+            <w:r>
+              <w:rPr>
+                <w:noProof/>
+                <w:webHidden/>
+              </w:rPr>
+            </w:r>
+            <w:r>
+              <w:rPr>
+                <w:noProof/>
+                <w:webHidden/>
+              </w:rPr>
+              <w:fldChar w:fldCharType="separate"/>
+            </w:r>
+            <w:r>
+              <w:rPr>
+                <w:noProof/>
+                <w:webHidden/>
+              </w:rPr>
+              <w:t>2</w:t>
+            </w:r>
+            <w:r>
+              <w:rPr>
+                <w:noProof/>
+                <w:webHidden/>
+              </w:rPr>
+              <w:fldChar w:fldCharType="end"/>
+            </w:r>
+          </w:hyperlink>
+        </w:p>
+        <w:p>
+          <w:r>
             <w:fldChar w:fldCharType="end"/>
           </w:r>
         </w:p>
       </w:sdtContent>
     </w:sdt>
-    <w:p>
-      <w:pPr>
-        <w:pStyle w:val="FirstParagraph"/>
-      </w:pPr>
-      <w:r>
-        <w:t xml:space="preserve">Titel | |</w:t>
-      </w:r>
-      <w:r>
-        <w:br/>
-      </w:r>
-      <w:r>
-        <w:t xml:space="preserve">Dokument-Typ | Konzept / Lastenheft |</w:t>
-      </w:r>
-      <w:r>
-        <w:br/>
-      </w:r>
-      <w:r>
-        <w:t xml:space="preserve">Liefergegenstand-ID | |</w:t>
-      </w:r>
-      <w:r>
-        <w:br/>
-      </w:r>
-      <w:r>
-        <w:t xml:space="preserve">Liefergegenstand | |</w:t>
-      </w:r>
-      <w:r>
-        <w:br/>
-      </w:r>
-      <w:r>
-        <w:t xml:space="preserve">Bereich | |</w:t>
-      </w:r>
-      <w:r>
-        <w:br/>
-      </w:r>
-      <w:r>
-        <w:t xml:space="preserve">Autor | |</w:t>
-      </w:r>
-      <w:r>
-        <w:br/>
-      </w:r>
-      <w:r>
-        <w:t xml:space="preserve">Version | |</w:t>
-      </w:r>
-      <w:r>
-        <w:br/>
-      </w:r>
-      <w:r>
-        <w:t xml:space="preserve">Status | Entwurf / Freigegeben |</w:t>
-      </w:r>
-      <w:r>
-        <w:br/>
-      </w:r>
-      <w:r>
-        <w:t xml:space="preserve">Freigeber | |</w:t>
-      </w:r>
-      <w:r>
-        <w:br/>
-      </w:r>
-      <w:r>
-        <w:t xml:space="preserve">Freigabedatum | |</w:t>
-      </w:r>
-    </w:p>
-    <w:bookmarkStart w:id="9" w:name="prozess-ansprechpartner"/>
+    <w:tbl>
+      <w:tblPr>
+        <w:tblW w:w="0" w:type="auto"/>
+        <w:tblBorders>
+          <w:top w:val="single" w:sz="4" w:space="0" w:color="BFBFBF"/>
+          <w:left w:val="single" w:sz="4" w:space="0" w:color="BFBFBF"/>
+          <w:bottom w:val="single" w:sz="4" w:space="0" w:color="BFBFBF"/>
+          <w:right w:val="single" w:sz="4" w:space="0" w:color="BFBFBF"/>
+          <w:insideH w:val="single" w:sz="4" w:space="0" w:color="BFBFBF"/>
+          <w:insideV w:val="single" w:sz="4" w:space="0" w:color="BFBFBF"/>
+        </w:tblBorders>
+        <w:tblLook w:val="0000" w:firstRow="0" w:lastRow="0" w:firstColumn="0" w:lastColumn="0" w:noHBand="0" w:noVBand="0"/>
+      </w:tblPr>
+      <w:tblGrid>
+        <w:gridCol w:w="1996"/>
+        <w:gridCol w:w="2130"/>
+      </w:tblGrid>
+      <w:tr>
+        <w:trPr>
+          <w:trHeight w:hRule="exact" w:val="400"/>
+        </w:trPr>
+        <w:tc>
+          <w:tcPr>
+            <w:tcW w:w="0" w:type="auto"/>
+            <w:tcMar>
+              <w:top w:w="0" w:type="dxa"/>
+              <w:left w:w="80" w:type="dxa"/>
+              <w:bottom w:w="0" w:type="dxa"/>
+              <w:right w:w="80" w:type="dxa"/>
+            </w:tcMar>
+            <w:vAlign w:val="center"/>
+          </w:tcPr>
+          <w:p>
+            <w:pPr>
+              <w:spacing w:after="0" w:line="240" w:lineRule="auto"/>
+            </w:pPr>
+            <w:r>
+              <w:t>Titel</w:t>
+            </w:r>
+          </w:p>
+        </w:tc>
+        <w:tc>
+          <w:tcPr>
+            <w:tcW w:w="0" w:type="auto"/>
+            <w:tcMar>
+              <w:top w:w="0" w:type="dxa"/>
+              <w:left w:w="80" w:type="dxa"/>
+              <w:bottom w:w="0" w:type="dxa"/>
+              <w:right w:w="80" w:type="dxa"/>
+            </w:tcMar>
+            <w:vAlign w:val="center"/>
+          </w:tcPr>
+          <w:p>
+            <w:pPr>
+              <w:spacing w:after="0" w:line="240" w:lineRule="auto"/>
+            </w:pPr>
+          </w:p>
+        </w:tc>
+      </w:tr>
+      <w:tr>
+        <w:trPr>
+          <w:trHeight w:hRule="exact" w:val="400"/>
+        </w:trPr>
+        <w:tc>
+          <w:tcPr>
+            <w:tcW w:w="0" w:type="auto"/>
+            <w:tcMar>
+              <w:top w:w="0" w:type="dxa"/>
+              <w:left w:w="80" w:type="dxa"/>
+              <w:bottom w:w="0" w:type="dxa"/>
+              <w:right w:w="80" w:type="dxa"/>
+            </w:tcMar>
+            <w:vAlign w:val="center"/>
+          </w:tcPr>
+          <w:p>
+            <w:pPr>
+              <w:spacing w:after="0" w:line="240" w:lineRule="auto"/>
+            </w:pPr>
+            <w:r>
+              <w:t>Dokument-Typ</w:t>
+            </w:r>
+          </w:p>
+        </w:tc>
+        <w:tc>
+          <w:tcPr>
+            <w:tcW w:w="0" w:type="auto"/>
+            <w:tcMar>
+              <w:top w:w="0" w:type="dxa"/>
+              <w:left w:w="80" w:type="dxa"/>
+              <w:bottom w:w="0" w:type="dxa"/>
+              <w:right w:w="80" w:type="dxa"/>
+            </w:tcMar>
+            <w:vAlign w:val="center"/>
+          </w:tcPr>
+          <w:p>
+            <w:pPr>
+              <w:spacing w:after="0" w:line="240" w:lineRule="auto"/>
+            </w:pPr>
+            <w:r>
+              <w:t>Konzept / Lastenheft</w:t>
+            </w:r>
+          </w:p>
+        </w:tc>
+      </w:tr>
+      <w:tr>
+        <w:trPr>
+          <w:trHeight w:hRule="exact" w:val="400"/>
+        </w:trPr>
+        <w:tc>
+          <w:tcPr>
+            <w:tcW w:w="0" w:type="auto"/>
+            <w:tcMar>
+              <w:top w:w="0" w:type="dxa"/>
+              <w:left w:w="80" w:type="dxa"/>
+              <w:bottom w:w="0" w:type="dxa"/>
+              <w:right w:w="80" w:type="dxa"/>
+            </w:tcMar>
+            <w:vAlign w:val="center"/>
+          </w:tcPr>
+          <w:p>
+            <w:pPr>
+              <w:spacing w:after="0" w:line="240" w:lineRule="auto"/>
+            </w:pPr>
+            <w:r>
+              <w:t>Liefergegenstand-ID</w:t>
+            </w:r>
+          </w:p>
+        </w:tc>
+        <w:tc>
+          <w:tcPr>
+            <w:tcW w:w="0" w:type="auto"/>
+            <w:tcMar>
+              <w:top w:w="0" w:type="dxa"/>
+              <w:left w:w="80" w:type="dxa"/>
+              <w:bottom w:w="0" w:type="dxa"/>
+              <w:right w:w="80" w:type="dxa"/>
+            </w:tcMar>
+            <w:vAlign w:val="center"/>
+          </w:tcPr>
+          <w:p>
+            <w:pPr>
+              <w:spacing w:after="0" w:line="240" w:lineRule="auto"/>
+            </w:pPr>
+          </w:p>
+        </w:tc>
+      </w:tr>
+      <w:tr>
+        <w:trPr>
+          <w:trHeight w:hRule="exact" w:val="400"/>
+        </w:trPr>
+        <w:tc>
+          <w:tcPr>
+            <w:tcW w:w="0" w:type="auto"/>
+            <w:tcMar>
+              <w:top w:w="0" w:type="dxa"/>
+              <w:left w:w="80" w:type="dxa"/>
+              <w:bottom w:w="0" w:type="dxa"/>
+              <w:right w:w="80" w:type="dxa"/>
+            </w:tcMar>
+            <w:vAlign w:val="center"/>
+          </w:tcPr>
+          <w:p>
+            <w:pPr>
+              <w:spacing w:after="0" w:line="240" w:lineRule="auto"/>
+            </w:pPr>
+            <w:r>
+              <w:t>Liefergegenstand</w:t>
+            </w:r>
+          </w:p>
+        </w:tc>
+        <w:tc>
+          <w:tcPr>
+            <w:tcW w:w="0" w:type="auto"/>
+            <w:tcMar>
+              <w:top w:w="0" w:type="dxa"/>
+              <w:left w:w="80" w:type="dxa"/>
+              <w:bottom w:w="0" w:type="dxa"/>
+              <w:right w:w="80" w:type="dxa"/>
+            </w:tcMar>
+            <w:vAlign w:val="center"/>
+          </w:tcPr>
+          <w:p>
+            <w:pPr>
+              <w:spacing w:after="0" w:line="240" w:lineRule="auto"/>
+            </w:pPr>
+          </w:p>
+        </w:tc>
+      </w:tr>
+      <w:tr>
+        <w:trPr>
+          <w:trHeight w:hRule="exact" w:val="400"/>
+        </w:trPr>
+        <w:tc>
+          <w:tcPr>
+            <w:tcW w:w="0" w:type="auto"/>
+            <w:tcMar>
+              <w:top w:w="0" w:type="dxa"/>
+              <w:left w:w="80" w:type="dxa"/>
+              <w:bottom w:w="0" w:type="dxa"/>
+              <w:right w:w="80" w:type="dxa"/>
+            </w:tcMar>
+            <w:vAlign w:val="center"/>
+          </w:tcPr>
+          <w:p>
+            <w:pPr>
+              <w:spacing w:after="0" w:line="240" w:lineRule="auto"/>
+            </w:pPr>
+            <w:r>
+              <w:t>Bereich</w:t>
+            </w:r>
+          </w:p>
+        </w:tc>
+        <w:tc>
+          <w:tcPr>
+            <w:tcW w:w="0" w:type="auto"/>
+            <w:tcMar>
+              <w:top w:w="0" w:type="dxa"/>
+              <w:left w:w="80" w:type="dxa"/>
+              <w:bottom w:w="0" w:type="dxa"/>
+              <w:right w:w="80" w:type="dxa"/>
+            </w:tcMar>
+            <w:vAlign w:val="center"/>
+          </w:tcPr>
+          <w:p>
+            <w:pPr>
+              <w:spacing w:after="0" w:line="240" w:lineRule="auto"/>
+            </w:pPr>
+          </w:p>
+        </w:tc>
+      </w:tr>
+      <w:tr>
+        <w:trPr>
+          <w:trHeight w:hRule="exact" w:val="400"/>
+        </w:trPr>
+        <w:tc>
+          <w:tcPr>
+            <w:tcW w:w="0" w:type="auto"/>
+            <w:tcMar>
+              <w:top w:w="0" w:type="dxa"/>
+              <w:left w:w="80" w:type="dxa"/>
+              <w:bottom w:w="0" w:type="dxa"/>
+              <w:right w:w="80" w:type="dxa"/>
+            </w:tcMar>
+            <w:vAlign w:val="center"/>
+          </w:tcPr>
+          <w:p>
+            <w:pPr>
+              <w:spacing w:after="0" w:line="240" w:lineRule="auto"/>
+            </w:pPr>
+            <w:r>
+              <w:t>Autor</w:t>
+            </w:r>
+          </w:p>
+        </w:tc>
+        <w:tc>
+          <w:tcPr>
+            <w:tcW w:w="0" w:type="auto"/>
+            <w:tcMar>
+              <w:top w:w="0" w:type="dxa"/>
+              <w:left w:w="80" w:type="dxa"/>
+              <w:bottom w:w="0" w:type="dxa"/>
+              <w:right w:w="80" w:type="dxa"/>
+            </w:tcMar>
+            <w:vAlign w:val="center"/>
+          </w:tcPr>
+          <w:p>
+            <w:pPr>
+              <w:spacing w:after="0" w:line="240" w:lineRule="auto"/>
+            </w:pPr>
+          </w:p>
+        </w:tc>
+      </w:tr>
+      <w:tr>
+        <w:trPr>
+          <w:trHeight w:hRule="exact" w:val="400"/>
+        </w:trPr>
+        <w:tc>
+          <w:tcPr>
+            <w:tcW w:w="0" w:type="auto"/>
+            <w:tcMar>
+              <w:top w:w="0" w:type="dxa"/>
+              <w:left w:w="80" w:type="dxa"/>
+              <w:bottom w:w="0" w:type="dxa"/>
+              <w:right w:w="80" w:type="dxa"/>
+            </w:tcMar>
+            <w:vAlign w:val="center"/>
+          </w:tcPr>
+          <w:p>
+            <w:pPr>
+              <w:spacing w:after="0" w:line="240" w:lineRule="auto"/>
+            </w:pPr>
+            <w:r>
+              <w:t>Version</w:t>
+            </w:r>
+          </w:p>
+        </w:tc>
+        <w:tc>
+          <w:tcPr>
+            <w:tcW w:w="0" w:type="auto"/>
+            <w:tcMar>
+              <w:top w:w="0" w:type="dxa"/>
+              <w:left w:w="80" w:type="dxa"/>
+              <w:bottom w:w="0" w:type="dxa"/>
+              <w:right w:w="80" w:type="dxa"/>
+            </w:tcMar>
+            <w:vAlign w:val="center"/>
+          </w:tcPr>
+          <w:p>
+            <w:pPr>
+              <w:spacing w:after="0" w:line="240" w:lineRule="auto"/>
+            </w:pPr>
+          </w:p>
+        </w:tc>
+      </w:tr>
+      <w:tr>
+        <w:trPr>
+          <w:trHeight w:hRule="exact" w:val="400"/>
+        </w:trPr>
+        <w:tc>
+          <w:tcPr>
+            <w:tcW w:w="0" w:type="auto"/>
+            <w:tcMar>
+              <w:top w:w="0" w:type="dxa"/>
+              <w:left w:w="80" w:type="dxa"/>
+              <w:bottom w:w="0" w:type="dxa"/>
+              <w:right w:w="80" w:type="dxa"/>
+            </w:tcMar>
+            <w:vAlign w:val="center"/>
+          </w:tcPr>
+          <w:p>
+            <w:pPr>
+              <w:spacing w:after="0" w:line="240" w:lineRule="auto"/>
+            </w:pPr>
+            <w:r>
+              <w:t>Status</w:t>
+            </w:r>
+          </w:p>
+        </w:tc>
+        <w:tc>
+          <w:tcPr>
+            <w:tcW w:w="0" w:type="auto"/>
+            <w:tcMar>
+              <w:top w:w="0" w:type="dxa"/>
+              <w:left w:w="80" w:type="dxa"/>
+              <w:bottom w:w="0" w:type="dxa"/>
+              <w:right w:w="80" w:type="dxa"/>
+            </w:tcMar>
+            <w:vAlign w:val="center"/>
+          </w:tcPr>
+          <w:p>
+            <w:pPr>
+              <w:spacing w:after="0" w:line="240" w:lineRule="auto"/>
+            </w:pPr>
+            <w:r>
+              <w:t>Entwurf / Freigegeben</w:t>
+            </w:r>
+          </w:p>
+        </w:tc>
+      </w:tr>
+      <w:tr>
+        <w:trPr>
+          <w:trHeight w:hRule="exact" w:val="400"/>
+        </w:trPr>
+        <w:tc>
+          <w:tcPr>
+            <w:tcW w:w="0" w:type="auto"/>
+            <w:tcMar>
+              <w:top w:w="0" w:type="dxa"/>
+              <w:left w:w="80" w:type="dxa"/>
+              <w:bottom w:w="0" w:type="dxa"/>
+              <w:right w:w="80" w:type="dxa"/>
+            </w:tcMar>
+            <w:vAlign w:val="center"/>
+          </w:tcPr>
+          <w:p>
+            <w:pPr>
+              <w:spacing w:after="0" w:line="240" w:lineRule="auto"/>
+            </w:pPr>
+            <w:r>
+              <w:t>Freigeber</w:t>
+            </w:r>
+          </w:p>
+        </w:tc>
+        <w:tc>
+          <w:tcPr>
+            <w:tcW w:w="0" w:type="auto"/>
+            <w:tcMar>
+              <w:top w:w="0" w:type="dxa"/>
+              <w:left w:w="80" w:type="dxa"/>
+              <w:bottom w:w="0" w:type="dxa"/>
+              <w:right w:w="80" w:type="dxa"/>
+            </w:tcMar>
+            <w:vAlign w:val="center"/>
+          </w:tcPr>
+          <w:p>
+            <w:pPr>
+              <w:spacing w:after="0" w:line="240" w:lineRule="auto"/>
+            </w:pPr>
+          </w:p>
+        </w:tc>
+      </w:tr>
+      <w:tr>
+        <w:trPr>
+          <w:trHeight w:hRule="exact" w:val="400"/>
+        </w:trPr>
+        <w:tc>
+          <w:tcPr>
+            <w:tcW w:w="0" w:type="auto"/>
+            <w:tcMar>
+              <w:top w:w="0" w:type="dxa"/>
+              <w:left w:w="80" w:type="dxa"/>
+              <w:bottom w:w="0" w:type="dxa"/>
+              <w:right w:w="80" w:type="dxa"/>
+            </w:tcMar>
+            <w:vAlign w:val="center"/>
+          </w:tcPr>
+          <w:p>
+            <w:pPr>
+              <w:spacing w:after="0" w:line="240" w:lineRule="auto"/>
+            </w:pPr>
+            <w:r>
+              <w:t>Freigabedatum</w:t>
+            </w:r>
+          </w:p>
+        </w:tc>
+        <w:tc>
+          <w:tcPr>
+            <w:tcW w:w="0" w:type="auto"/>
+            <w:tcMar>
+              <w:top w:w="0" w:type="dxa"/>
+              <w:left w:w="80" w:type="dxa"/>
+              <w:bottom w:w="0" w:type="dxa"/>
+              <w:right w:w="80" w:type="dxa"/>
+            </w:tcMar>
+            <w:vAlign w:val="center"/>
+          </w:tcPr>
+          <w:p>
+            <w:pPr>
+              <w:spacing w:after="0" w:line="240" w:lineRule="auto"/>
+            </w:pPr>
+          </w:p>
+        </w:tc>
+      </w:tr>
+    </w:tbl>
     <w:p>
       <w:pPr>
         <w:pStyle w:val="berschrift1"/>
       </w:pPr>
+      <w:bookmarkStart w:id="0" w:name="prozess-ansprechpartner"/>
+      <w:bookmarkStart w:id="1" w:name="_Toc225762783"/>
       <w:r>
-        <w:rPr>
-          <w:rStyle w:val="SectionNumber"/>
-        </w:rPr>
-        <w:t xml:space="preserve">1</w:t>
+        <w:t>1</w:t>
       </w:r>
       <w:r>
         <w:tab/>
+        <w:t>Prozess &amp; Ansprechpartner</w:t>
       </w:r>
-      <w:r>
-        <w:t xml:space="preserve">Prozess &amp; Ansprechpartner</w:t>
-      </w:r>
+      <w:bookmarkEnd w:id="1"/>
     </w:p>
-    <w:bookmarkEnd w:id="9"/>
-    <w:bookmarkStart w:id="10" w:name="ausgangssituation-problem"/>
     <w:p>
       <w:pPr>
         <w:pStyle w:val="berschrift1"/>
       </w:pPr>
+      <w:bookmarkStart w:id="2" w:name="ausgangssituation-problem"/>
+      <w:bookmarkStart w:id="3" w:name="_Toc225762784"/>
+      <w:bookmarkEnd w:id="0"/>
       <w:r>
-        <w:rPr>
-          <w:rStyle w:val="SectionNumber"/>
-        </w:rPr>
-        <w:t xml:space="preserve">2</w:t>
+        <w:t>2</w:t>
       </w:r>
       <w:r>
         <w:tab/>
+        <w:t>Ausgangssituation / Problem</w:t>
       </w:r>
-      <w:r>
-        <w:t xml:space="preserve">Ausgangssituation / Problem</w:t>
-      </w:r>
+      <w:bookmarkEnd w:id="3"/>
     </w:p>
-    <w:bookmarkEnd w:id="10"/>
-    <w:bookmarkStart w:id="11" w:name="ziel-gewünschte-verbesserung"/>
     <w:p>
       <w:pPr>
         <w:pStyle w:val="berschrift1"/>
       </w:pPr>
+      <w:bookmarkStart w:id="4" w:name="ziel-gewünschte-verbesserung"/>
+      <w:bookmarkStart w:id="5" w:name="_Toc225762785"/>
+      <w:bookmarkEnd w:id="2"/>
       <w:r>
-        <w:rPr>
-          <w:rStyle w:val="SectionNumber"/>
-        </w:rPr>
-        <w:t xml:space="preserve">3</w:t>
+        <w:t>3</w:t>
       </w:r>
       <w:r>
         <w:tab/>
+        <w:t>Ziel / gewünschte Verbesserung</w:t>
       </w:r>
-      <w:r>
-        <w:t xml:space="preserve">Ziel / gewünschte Verbesserung</w:t>
-      </w:r>
+      <w:bookmarkEnd w:id="5"/>
     </w:p>
-    <w:bookmarkEnd w:id="11"/>
-    <w:bookmarkStart w:id="12" w:name="soll-prozess-anforderungen"/>
     <w:p>
       <w:pPr>
         <w:pStyle w:val="berschrift1"/>
       </w:pPr>
+      <w:bookmarkStart w:id="6" w:name="soll-prozess-anforderungen"/>
+      <w:bookmarkStart w:id="7" w:name="_Toc225762786"/>
+      <w:bookmarkEnd w:id="4"/>
       <w:r>
-        <w:rPr>
-          <w:rStyle w:val="SectionNumber"/>
-        </w:rPr>
-        <w:t xml:space="preserve">4</w:t>
+        <w:t>4</w:t>
       </w:r>
       <w:r>
         <w:tab/>
+        <w:t>Soll-Prozess &amp; Anforderungen</w:t>
       </w:r>
-      <w:r>
-        <w:t xml:space="preserve">Soll-Prozess &amp; Anforderungen</w:t>
-      </w:r>
+      <w:bookmarkEnd w:id="7"/>
     </w:p>
-    <w:bookmarkEnd w:id="12"/>
-    <w:bookmarkStart w:id="13" w:name="nutzen"/>
     <w:p>
       <w:pPr>
         <w:pStyle w:val="berschrift1"/>
       </w:pPr>
+      <w:bookmarkStart w:id="8" w:name="nutzen"/>
+      <w:bookmarkStart w:id="9" w:name="_Toc225762787"/>
+      <w:bookmarkEnd w:id="6"/>
       <w:r>
-        <w:rPr>
-          <w:rStyle w:val="SectionNumber"/>
-        </w:rPr>
-        <w:t xml:space="preserve">5</w:t>
+        <w:t>5</w:t>
       </w:r>
       <w:r>
         <w:tab/>
+        <w:t>Nutzen</w:t>
       </w:r>
-      <w:r>
-        <w:t xml:space="preserve">Nutzen</w:t>
-      </w:r>
+      <w:bookmarkEnd w:id="9"/>
     </w:p>
-    <w:bookmarkEnd w:id="13"/>
-    <w:bookmarkStart w:id="14" w:name="risiken-offene-punkte"/>
+    <w:p/>
     <w:p>
       <w:pPr>
         <w:pStyle w:val="berschrift1"/>
       </w:pPr>
+      <w:bookmarkStart w:id="10" w:name="risiken-offene-punkte"/>
+      <w:bookmarkStart w:id="11" w:name="_Toc225762788"/>
+      <w:bookmarkEnd w:id="8"/>
       <w:r>
-        <w:rPr>
-          <w:rStyle w:val="SectionNumber"/>
-        </w:rPr>
-        <w:t xml:space="preserve">6</w:t>
+        <w:lastRenderedPageBreak/>
+        <w:t>6</w:t>
       </w:r>
       <w:r>
         <w:tab/>
+        <w:t>Risiken / Offene Punkte</w:t>
       </w:r>
-      <w:r>
-        <w:t xml:space="preserve">Risiken / Offene Punkte</w:t>
-      </w:r>
+      <w:bookmarkEnd w:id="11"/>
     </w:p>
-    <w:bookmarkEnd w:id="14"/>
-    <w:bookmarkStart w:id="15" w:name="X8ca7ddb4eccebff2d9d538defaa8d0ada7378f2"/>
+    <w:p/>
     <w:p>
       <w:pPr>
         <w:pStyle w:val="berschrift1"/>
       </w:pPr>
+      <w:bookmarkStart w:id="12" w:name="X8ca7ddb4eccebff2d9d538defaa8d0ada7378f2"/>
+      <w:bookmarkStart w:id="13" w:name="_Toc225762789"/>
+      <w:bookmarkEnd w:id="10"/>
       <w:r>
-        <w:rPr>
-          <w:rStyle w:val="SectionNumber"/>
-        </w:rPr>
-        <w:t xml:space="preserve">7</w:t>
+        <w:t>7</w:t>
       </w:r>
       <w:r>
         <w:tab/>
+        <w:t>Bewertung Digitalisierungsteam / Entscheidung</w:t>
       </w:r>
+      <w:bookmarkEnd w:id="13"/>
+    </w:p>
+    <w:p>
+      <w:proofErr w:type="spellStart"/>
       <w:r>
-        <w:t xml:space="preserve">Bewertung Digitalisierungsteam / Entscheidung</w:t>
+        <w:t>opo</w:t>
       </w:r>
+      <w:bookmarkEnd w:id="12"/>
+      <w:proofErr w:type="spellEnd"/>
     </w:p>
-    <w:bookmarkEnd w:id="15"/>
     <w:sectPr>
-      <w:pgSz w:h="16838" w:w="11906"/>
-      <w:pgMar w:bottom="1134" w:footer="708" w:gutter="0" w:header="708" w:left="1417" w:right="1417" w:top="1417"/>
+      <w:pgSz w:w="11906" w:h="16838"/>
+      <w:pgMar w:top="1417" w:right="1417" w:bottom="1134" w:left="1417" w:header="708" w:footer="708" w:gutter="0"/>
       <w:cols w:space="708"/>
       <w:docGrid w:linePitch="360"/>
     </w:sectPr>
@@ -233,34 +1262,12 @@
 </w:document>
 </file>
 
-<file path=word/comments.xml><?xml version="1.0" encoding="utf-8"?>
-<w:comments xmlns:w="http://schemas.openxmlformats.org/wordprocessingml/2006/main" xmlns:m="http://schemas.openxmlformats.org/officeDocument/2006/math" xmlns:r="http://schemas.openxmlformats.org/officeDocument/2006/relationships" xmlns:o="urn:schemas-microsoft-com:office:office" xmlns:v="urn:schemas-microsoft-com:vml" xmlns:w10="urn:schemas-microsoft-com:office:word" xmlns:a="http://schemas.openxmlformats.org/drawingml/2006/main" xmlns:pic="http://schemas.openxmlformats.org/drawingml/2006/picture" xmlns:wp="http://schemas.openxmlformats.org/drawingml/2006/wordprocessingDrawing"/>
-</file>
-
-<file path=word/footnotes.xml><?xml version="1.0" encoding="utf-8"?>
-<w:footnotes xmlns:w="http://schemas.openxmlformats.org/wordprocessingml/2006/main" xmlns:m="http://schemas.openxmlformats.org/officeDocument/2006/math" xmlns:r="http://schemas.openxmlformats.org/officeDocument/2006/relationships" xmlns:o="urn:schemas-microsoft-com:office:office" xmlns:v="urn:schemas-microsoft-com:vml" xmlns:w10="urn:schemas-microsoft-com:office:word" xmlns:a="http://schemas.openxmlformats.org/drawingml/2006/main" xmlns:pic="http://schemas.openxmlformats.org/drawingml/2006/picture" xmlns:wp="http://schemas.openxmlformats.org/drawingml/2006/wordprocessingDrawing">
-  <w:footnote w:type="continuationSeparator" w:id="0">
-    <w:p>
-      <w:r>
-        <w:continuationSeparator/>
-      </w:r>
-    </w:p>
-  </w:footnote>
-  <w:footnote w:type="separator" w:id="-1">
-    <w:p>
-      <w:r>
-        <w:separator/>
-      </w:r>
-    </w:p>
-  </w:footnote>
-</w:footnotes>
-</file>
-
 <file path=word/numbering.xml><?xml version="1.0" encoding="utf-8"?>
-<w:numbering xmlns:w="http://schemas.openxmlformats.org/wordprocessingml/2006/main">
-  <w:abstractNum w:abstractNumId="990">
+<w:numbering xmlns:wpc="http://schemas.microsoft.com/office/word/2010/wordprocessingCanvas" xmlns:cx="http://schemas.microsoft.com/office/drawing/2014/chartex" xmlns:cx1="http://schemas.microsoft.com/office/drawing/2015/9/8/chartex" xmlns:cx2="http://schemas.microsoft.com/office/drawing/2015/10/21/chartex" xmlns:cx3="http://schemas.microsoft.com/office/drawing/2016/5/9/chartex" xmlns:cx4="http://schemas.microsoft.com/office/drawing/2016/5/10/chartex" xmlns:cx5="http://schemas.microsoft.com/office/drawing/2016/5/11/chartex" xmlns:cx6="http://schemas.microsoft.com/office/drawing/2016/5/12/chartex" xmlns:cx7="http://schemas.microsoft.com/office/drawing/2016/5/13/chartex" xmlns:cx8="http://schemas.microsoft.com/office/drawing/2016/5/14/chartex" xmlns:mc="http://schemas.openxmlformats.org/markup-compatibility/2006" xmlns:aink="http://schemas.microsoft.com/office/drawing/2016/ink" xmlns:am3d="http://schemas.microsoft.com/office/drawing/2017/model3d" xmlns:o="urn:schemas-microsoft-com:office:office" xmlns:oel="http://schemas.microsoft.com/office/2019/extlst" xmlns:r="http://schemas.openxmlformats.org/officeDocument/2006/relationships" xmlns:m="http://schemas.openxmlformats.org/officeDocument/2006/math" xmlns:v="urn:schemas-microsoft-com:vml" xmlns:wp14="http://schemas.microsoft.com/office/word/2010/wordprocessingDrawing" xmlns:wp="http://schemas.openxmlformats.org/drawingml/2006/wordprocessingDrawing" xmlns:w10="urn:schemas-microsoft-com:office:word" xmlns:w="http://schemas.openxmlformats.org/wordprocessingml/2006/main" xmlns:w14="http://schemas.microsoft.com/office/word/2010/wordml" xmlns:w15="http://schemas.microsoft.com/office/word/2012/wordml" xmlns:w16cex="http://schemas.microsoft.com/office/word/2018/wordml/cex" xmlns:w16cid="http://schemas.microsoft.com/office/word/2016/wordml/cid" xmlns:w16="http://schemas.microsoft.com/office/word/2018/wordml" xmlns:w16du="http://schemas.microsoft.com/office/word/2023/wordml/word16du" xmlns:w16sdtdh="http://schemas.microsoft.com/office/word/2020/wordml/sdtdatahash" xmlns:w16sdtfl="http://schemas.microsoft.com/office/word/2024/wordml/sdtformatlock" xmlns:w16se="http://schemas.microsoft.com/office/word/2015/wordml/symex" xmlns:wpg="http://schemas.microsoft.com/office/word/2010/wordprocessingGroup" xmlns:wpi="http://schemas.microsoft.com/office/word/2010/wordprocessingInk" xmlns:wne="http://schemas.microsoft.com/office/word/2006/wordml" xmlns:wps="http://schemas.microsoft.com/office/word/2010/wordprocessingShape" mc:Ignorable="w14 w15 w16se w16cid w16 w16cex w16sdtdh w16sdtfl w16du wp14">
+  <w:abstractNum w:abstractNumId="0" w15:restartNumberingAfterBreak="0">
     <w:nsid w:val="0000A990"/>
     <w:multiLevelType w:val="multilevel"/>
+    <w:tmpl w:val="573872AE"/>
     <w:lvl w:ilvl="0">
       <w:numFmt w:val="bullet"/>
       <w:lvlText w:val=" "/>
@@ -334,21 +1341,21 @@
       </w:pPr>
     </w:lvl>
   </w:abstractNum>
-  <w:num w:numId="1000">
-    <w:abstractNumId w:val="990"/>
+  <w:num w:numId="1" w16cid:durableId="814571577">
+    <w:abstractNumId w:val="0"/>
   </w:num>
 </w:numbering>
 </file>
 
 <file path=word/styles.xml><?xml version="1.0" encoding="utf-8"?>
-<w:styles xmlns:mc="http://schemas.openxmlformats.org/markup-compatibility/2006" xmlns:r="http://schemas.openxmlformats.org/officeDocument/2006/relationships" xmlns:w="http://schemas.openxmlformats.org/wordprocessingml/2006/main" xmlns:w14="http://schemas.microsoft.com/office/word/2010/wordml" xmlns:w15="http://schemas.microsoft.com/office/word/2012/wordml" xmlns:w16="http://schemas.microsoft.com/office/word/2018/wordml" xmlns:w16cex="http://schemas.microsoft.com/office/word/2018/wordml/cex" xmlns:w16cid="http://schemas.microsoft.com/office/word/2016/wordml/cid" xmlns:w16du="http://schemas.microsoft.com/office/word/2023/wordml/word16du" xmlns:w16sdtdh="http://schemas.microsoft.com/office/word/2020/wordml/sdtdatahash" xmlns:w16sdtfl="http://schemas.microsoft.com/office/word/2024/wordml/sdtformatlock" xmlns:w16se="http://schemas.microsoft.com/office/word/2015/wordml/symex" mc:Ignorable="w14 w15 w16se w16cid w16 w16cex w16sdtdh w16sdtfl w16du">
+<w:styles xmlns:mc="http://schemas.openxmlformats.org/markup-compatibility/2006" xmlns:r="http://schemas.openxmlformats.org/officeDocument/2006/relationships" xmlns:w="http://schemas.openxmlformats.org/wordprocessingml/2006/main" xmlns:w14="http://schemas.microsoft.com/office/word/2010/wordml" xmlns:w15="http://schemas.microsoft.com/office/word/2012/wordml" xmlns:w16cex="http://schemas.microsoft.com/office/word/2018/wordml/cex" xmlns:w16cid="http://schemas.microsoft.com/office/word/2016/wordml/cid" xmlns:w16="http://schemas.microsoft.com/office/word/2018/wordml" xmlns:w16du="http://schemas.microsoft.com/office/word/2023/wordml/word16du" xmlns:w16sdtdh="http://schemas.microsoft.com/office/word/2020/wordml/sdtdatahash" xmlns:w16sdtfl="http://schemas.microsoft.com/office/word/2024/wordml/sdtformatlock" xmlns:w16se="http://schemas.microsoft.com/office/word/2015/wordml/symex" mc:Ignorable="w14 w15 w16se w16cid w16 w16cex w16sdtdh w16sdtfl w16du">
   <w:docDefaults>
     <w:rPrDefault>
       <w:rPr>
-        <w:rFonts w:asciiTheme="minorHAnsi" w:cstheme="minorBidi" w:eastAsiaTheme="minorEastAsia" w:hAnsiTheme="minorHAnsi"/>
+        <w:rFonts w:asciiTheme="minorHAnsi" w:eastAsiaTheme="minorEastAsia" w:hAnsiTheme="minorHAnsi" w:cstheme="minorBidi"/>
         <w:sz w:val="21"/>
         <w:szCs w:val="21"/>
-        <w:lang w:bidi="ar-SA" w:eastAsia="en-US" w:val="de-DE"/>
+        <w:lang w:val="de-DE" w:eastAsia="en-US" w:bidi="ar-SA"/>
       </w:rPr>
     </w:rPrDefault>
     <w:pPrDefault>
@@ -357,17 +1364,17 @@
       </w:pPr>
     </w:pPrDefault>
   </w:docDefaults>
-  <w:latentStyles w:count="376" w:defLockedState="0" w:defQFormat="0" w:defSemiHidden="0" w:defUIPriority="99" w:defUnhideWhenUsed="0">
-    <w:lsdException w:name="Normal" w:qFormat="1" w:uiPriority="0"/>
-    <w:lsdException w:name="heading 1" w:qFormat="1" w:uiPriority="9"/>
-    <w:lsdException w:name="heading 2" w:qFormat="1" w:semiHidden="1" w:uiPriority="9" w:unhideWhenUsed="1"/>
-    <w:lsdException w:name="heading 3" w:qFormat="1" w:semiHidden="1" w:uiPriority="9" w:unhideWhenUsed="1"/>
-    <w:lsdException w:name="heading 4" w:qFormat="1" w:semiHidden="1" w:uiPriority="9" w:unhideWhenUsed="1"/>
+  <w:latentStyles w:defLockedState="0" w:defUIPriority="99" w:defSemiHidden="0" w:defUnhideWhenUsed="0" w:defQFormat="0" w:count="376">
+    <w:lsdException w:name="Normal" w:uiPriority="0" w:qFormat="1"/>
+    <w:lsdException w:name="heading 1" w:uiPriority="9" w:qFormat="1"/>
+    <w:lsdException w:name="heading 2" w:semiHidden="1" w:uiPriority="9" w:unhideWhenUsed="1" w:qFormat="1"/>
+    <w:lsdException w:name="heading 3" w:semiHidden="1" w:uiPriority="9" w:unhideWhenUsed="1" w:qFormat="1"/>
+    <w:lsdException w:name="heading 4" w:semiHidden="1" w:uiPriority="9" w:unhideWhenUsed="1" w:qFormat="1"/>
     <w:lsdException w:name="heading 5" w:semiHidden="1" w:uiPriority="9" w:unhideWhenUsed="1"/>
-    <w:lsdException w:name="heading 6" w:qFormat="1" w:semiHidden="1" w:uiPriority="9" w:unhideWhenUsed="1"/>
-    <w:lsdException w:name="heading 7" w:qFormat="1" w:semiHidden="1" w:uiPriority="9" w:unhideWhenUsed="1"/>
-    <w:lsdException w:name="heading 8" w:qFormat="1" w:semiHidden="1" w:uiPriority="9" w:unhideWhenUsed="1"/>
-    <w:lsdException w:name="heading 9" w:qFormat="1" w:semiHidden="1" w:uiPriority="9" w:unhideWhenUsed="1"/>
+    <w:lsdException w:name="heading 6" w:semiHidden="1" w:uiPriority="9" w:unhideWhenUsed="1" w:qFormat="1"/>
+    <w:lsdException w:name="heading 7" w:semiHidden="1" w:uiPriority="9" w:unhideWhenUsed="1" w:qFormat="1"/>
+    <w:lsdException w:name="heading 8" w:semiHidden="1" w:uiPriority="9" w:unhideWhenUsed="1" w:qFormat="1"/>
+    <w:lsdException w:name="heading 9" w:semiHidden="1" w:uiPriority="9" w:unhideWhenUsed="1" w:qFormat="1"/>
     <w:lsdException w:name="index 1" w:semiHidden="1" w:unhideWhenUsed="1"/>
     <w:lsdException w:name="index 2" w:semiHidden="1" w:unhideWhenUsed="1"/>
     <w:lsdException w:name="index 3" w:semiHidden="1" w:unhideWhenUsed="1"/>
@@ -392,7 +1399,7 @@
     <w:lsdException w:name="header" w:semiHidden="1" w:unhideWhenUsed="1"/>
     <w:lsdException w:name="footer" w:semiHidden="1" w:unhideWhenUsed="1"/>
     <w:lsdException w:name="index heading" w:semiHidden="1" w:unhideWhenUsed="1"/>
-    <w:lsdException w:name="caption" w:qFormat="1" w:semiHidden="1" w:uiPriority="35" w:unhideWhenUsed="1"/>
+    <w:lsdException w:name="caption" w:semiHidden="1" w:uiPriority="35" w:unhideWhenUsed="1" w:qFormat="1"/>
     <w:lsdException w:name="table of figures" w:semiHidden="1" w:unhideWhenUsed="1"/>
     <w:lsdException w:name="envelope address" w:semiHidden="1" w:unhideWhenUsed="1"/>
     <w:lsdException w:name="envelope return" w:semiHidden="1" w:unhideWhenUsed="1"/>
@@ -420,7 +1427,7 @@
     <w:lsdException w:name="List Number 3" w:semiHidden="1" w:unhideWhenUsed="1"/>
     <w:lsdException w:name="List Number 4" w:semiHidden="1" w:unhideWhenUsed="1"/>
     <w:lsdException w:name="List Number 5" w:semiHidden="1" w:unhideWhenUsed="1"/>
-    <w:lsdException w:name="Title" w:qFormat="1" w:uiPriority="10"/>
+    <w:lsdException w:name="Title" w:uiPriority="10" w:qFormat="1"/>
     <w:lsdException w:name="Closing" w:semiHidden="1" w:unhideWhenUsed="1"/>
     <w:lsdException w:name="Signature" w:semiHidden="1" w:unhideWhenUsed="1"/>
     <w:lsdException w:name="Default Paragraph Font" w:semiHidden="1" w:uiPriority="1" w:unhideWhenUsed="1"/>
@@ -432,7 +1439,7 @@
     <w:lsdException w:name="List Continue 4" w:semiHidden="1" w:unhideWhenUsed="1"/>
     <w:lsdException w:name="List Continue 5" w:semiHidden="1" w:unhideWhenUsed="1"/>
     <w:lsdException w:name="Message Header" w:semiHidden="1" w:unhideWhenUsed="1"/>
-    <w:lsdException w:name="Subtitle" w:qFormat="1" w:uiPriority="11"/>
+    <w:lsdException w:name="Subtitle" w:uiPriority="11" w:qFormat="1"/>
     <w:lsdException w:name="Salutation" w:semiHidden="1" w:unhideWhenUsed="1"/>
     <w:lsdException w:name="Date" w:semiHidden="1" w:unhideWhenUsed="1"/>
     <w:lsdException w:name="Body Text First Indent" w:semiHidden="1" w:unhideWhenUsed="1"/>
@@ -445,7 +1452,7 @@
     <w:lsdException w:name="Block Text" w:semiHidden="1" w:unhideWhenUsed="1"/>
     <w:lsdException w:name="Hyperlink" w:semiHidden="1" w:unhideWhenUsed="1"/>
     <w:lsdException w:name="FollowedHyperlink" w:semiHidden="1" w:unhideWhenUsed="1"/>
-    <w:lsdException w:name="Strong" w:qFormat="1" w:uiPriority="22"/>
+    <w:lsdException w:name="Strong" w:uiPriority="22" w:qFormat="1"/>
     <w:lsdException w:name="Emphasis" w:uiPriority="20"/>
     <w:lsdException w:name="Document Map" w:semiHidden="1" w:unhideWhenUsed="1"/>
     <w:lsdException w:name="Plain Text" w:semiHidden="1" w:unhideWhenUsed="1"/>
@@ -735,12 +1742,12 @@
     <w:lsdException w:name="Unresolved Mention" w:semiHidden="1" w:unhideWhenUsed="1"/>
     <w:lsdException w:name="Smart Link" w:semiHidden="1" w:unhideWhenUsed="1"/>
   </w:latentStyles>
-  <w:style w:default="1" w:styleId="Standard" w:type="paragraph">
+  <w:style w:type="paragraph" w:default="1" w:styleId="Standard">
     <w:name w:val="Normal"/>
     <w:qFormat/>
     <w:rsid w:val="00D565DD"/>
   </w:style>
-  <w:style w:styleId="berschrift1" w:type="paragraph">
+  <w:style w:type="paragraph" w:styleId="berschrift1">
     <w:name w:val="heading 1"/>
     <w:basedOn w:val="Standard"/>
     <w:next w:val="Standard"/>
@@ -752,20 +1759,20 @@
       <w:keepNext/>
       <w:keepLines/>
       <w:pBdr>
-        <w:bottom w:color="156082" w:space="1" w:sz="4" w:themeColor="accent1" w:val="single"/>
+        <w:bottom w:val="single" w:sz="4" w:space="1" w:color="156082" w:themeColor="accent1"/>
       </w:pBdr>
-      <w:spacing w:after="240" w:before="480" w:line="240" w:lineRule="auto"/>
+      <w:spacing w:before="480" w:after="240" w:line="240" w:lineRule="auto"/>
       <w:outlineLvl w:val="0"/>
     </w:pPr>
     <w:rPr>
-      <w:rFonts w:asciiTheme="majorHAnsi" w:cstheme="majorBidi" w:eastAsiaTheme="majorEastAsia" w:hAnsiTheme="majorHAnsi"/>
+      <w:rFonts w:asciiTheme="majorHAnsi" w:eastAsiaTheme="majorEastAsia" w:hAnsiTheme="majorHAnsi" w:cstheme="majorBidi"/>
       <w:b/>
-      <w:color w:themeColor="accent1" w:themeShade="BF" w:val="0F4761"/>
+      <w:color w:val="0F4761" w:themeColor="accent1" w:themeShade="BF"/>
       <w:sz w:val="36"/>
       <w:szCs w:val="36"/>
     </w:rPr>
   </w:style>
-  <w:style w:styleId="berschrift2" w:type="paragraph">
+  <w:style w:type="paragraph" w:styleId="berschrift2">
     <w:name w:val="heading 2"/>
     <w:basedOn w:val="Standard"/>
     <w:next w:val="Standard"/>
@@ -777,18 +1784,18 @@
     <w:pPr>
       <w:keepNext/>
       <w:keepLines/>
-      <w:spacing w:after="0" w:before="160" w:line="240" w:lineRule="auto"/>
+      <w:spacing w:before="160" w:after="0" w:line="240" w:lineRule="auto"/>
       <w:outlineLvl w:val="1"/>
     </w:pPr>
     <w:rPr>
-      <w:rFonts w:asciiTheme="majorHAnsi" w:cstheme="majorBidi" w:eastAsiaTheme="majorEastAsia" w:hAnsiTheme="majorHAnsi"/>
+      <w:rFonts w:asciiTheme="majorHAnsi" w:eastAsiaTheme="majorEastAsia" w:hAnsiTheme="majorHAnsi" w:cstheme="majorBidi"/>
       <w:b/>
-      <w:color w:themeColor="accent1" w:themeShade="BF" w:val="0F4761"/>
+      <w:color w:val="0F4761" w:themeColor="accent1" w:themeShade="BF"/>
       <w:sz w:val="28"/>
       <w:szCs w:val="28"/>
     </w:rPr>
   </w:style>
-  <w:style w:styleId="berschrift3" w:type="paragraph">
+  <w:style w:type="paragraph" w:styleId="berschrift3">
     <w:name w:val="heading 3"/>
     <w:basedOn w:val="Standard"/>
     <w:next w:val="Standard"/>
@@ -800,18 +1807,18 @@
     <w:pPr>
       <w:keepNext/>
       <w:keepLines/>
-      <w:spacing w:after="60" w:before="240" w:line="240" w:lineRule="auto"/>
+      <w:spacing w:before="240" w:after="60" w:line="240" w:lineRule="auto"/>
       <w:outlineLvl w:val="2"/>
     </w:pPr>
     <w:rPr>
-      <w:rFonts w:asciiTheme="majorHAnsi" w:cstheme="majorBidi" w:eastAsiaTheme="majorEastAsia" w:hAnsiTheme="majorHAnsi"/>
+      <w:rFonts w:asciiTheme="majorHAnsi" w:eastAsiaTheme="majorEastAsia" w:hAnsiTheme="majorHAnsi" w:cstheme="majorBidi"/>
       <w:b/>
-      <w:color w:themeColor="text1" w:themeTint="BF" w:val="404040"/>
+      <w:color w:val="404040" w:themeColor="text1" w:themeTint="BF"/>
       <w:sz w:val="26"/>
       <w:szCs w:val="26"/>
     </w:rPr>
   </w:style>
-  <w:style w:styleId="berschrift4" w:type="paragraph">
+  <w:style w:type="paragraph" w:styleId="berschrift4">
     <w:name w:val="heading 4"/>
     <w:basedOn w:val="Standard"/>
     <w:next w:val="Standard"/>
@@ -823,17 +1830,17 @@
     <w:pPr>
       <w:keepNext/>
       <w:keepLines/>
-      <w:spacing w:after="40" w:before="160"/>
+      <w:spacing w:before="160" w:after="40"/>
       <w:outlineLvl w:val="3"/>
     </w:pPr>
     <w:rPr>
-      <w:rFonts w:asciiTheme="majorHAnsi" w:cstheme="majorBidi" w:eastAsiaTheme="majorEastAsia" w:hAnsiTheme="majorHAnsi"/>
+      <w:rFonts w:asciiTheme="majorHAnsi" w:eastAsiaTheme="majorEastAsia" w:hAnsiTheme="majorHAnsi" w:cstheme="majorBidi"/>
       <w:b/>
       <w:sz w:val="24"/>
       <w:szCs w:val="24"/>
     </w:rPr>
   </w:style>
-  <w:style w:styleId="berschrift5" w:type="paragraph">
+  <w:style w:type="paragraph" w:styleId="berschrift5">
     <w:name w:val="heading 5"/>
     <w:basedOn w:val="Standard"/>
     <w:next w:val="Standard"/>
@@ -845,18 +1852,18 @@
     <w:pPr>
       <w:keepNext/>
       <w:keepLines/>
-      <w:spacing w:after="0" w:before="80"/>
+      <w:spacing w:before="80" w:after="0"/>
       <w:outlineLvl w:val="4"/>
     </w:pPr>
     <w:rPr>
-      <w:rFonts w:asciiTheme="majorHAnsi" w:cstheme="majorBidi" w:eastAsiaTheme="majorEastAsia" w:hAnsiTheme="majorHAnsi"/>
+      <w:rFonts w:asciiTheme="majorHAnsi" w:eastAsiaTheme="majorEastAsia" w:hAnsiTheme="majorHAnsi" w:cstheme="majorBidi"/>
       <w:i/>
       <w:iCs/>
       <w:sz w:val="22"/>
       <w:szCs w:val="22"/>
     </w:rPr>
   </w:style>
-  <w:style w:styleId="berschrift6" w:type="paragraph">
+  <w:style w:type="paragraph" w:styleId="berschrift6">
     <w:name w:val="heading 6"/>
     <w:basedOn w:val="Standard"/>
     <w:next w:val="Standard"/>
@@ -869,15 +1876,15 @@
     <w:pPr>
       <w:keepNext/>
       <w:keepLines/>
-      <w:spacing w:after="0" w:before="80"/>
+      <w:spacing w:before="80" w:after="0"/>
       <w:outlineLvl w:val="5"/>
     </w:pPr>
     <w:rPr>
-      <w:rFonts w:asciiTheme="majorHAnsi" w:cstheme="majorBidi" w:eastAsiaTheme="majorEastAsia" w:hAnsiTheme="majorHAnsi"/>
-      <w:color w:themeColor="text1" w:themeTint="A6" w:val="595959"/>
-    </w:rPr>
-  </w:style>
-  <w:style w:styleId="berschrift7" w:type="paragraph">
+      <w:rFonts w:asciiTheme="majorHAnsi" w:eastAsiaTheme="majorEastAsia" w:hAnsiTheme="majorHAnsi" w:cstheme="majorBidi"/>
+      <w:color w:val="595959" w:themeColor="text1" w:themeTint="A6"/>
+    </w:rPr>
+  </w:style>
+  <w:style w:type="paragraph" w:styleId="berschrift7">
     <w:name w:val="heading 7"/>
     <w:basedOn w:val="Standard"/>
     <w:next w:val="Standard"/>
@@ -890,17 +1897,17 @@
     <w:pPr>
       <w:keepNext/>
       <w:keepLines/>
-      <w:spacing w:after="0" w:before="80"/>
+      <w:spacing w:before="80" w:after="0"/>
       <w:outlineLvl w:val="6"/>
     </w:pPr>
     <w:rPr>
-      <w:rFonts w:asciiTheme="majorHAnsi" w:cstheme="majorBidi" w:eastAsiaTheme="majorEastAsia" w:hAnsiTheme="majorHAnsi"/>
+      <w:rFonts w:asciiTheme="majorHAnsi" w:eastAsiaTheme="majorEastAsia" w:hAnsiTheme="majorHAnsi" w:cstheme="majorBidi"/>
       <w:i/>
       <w:iCs/>
-      <w:color w:themeColor="text1" w:themeTint="A6" w:val="595959"/>
-    </w:rPr>
-  </w:style>
-  <w:style w:styleId="berschrift8" w:type="paragraph">
+      <w:color w:val="595959" w:themeColor="text1" w:themeTint="A6"/>
+    </w:rPr>
+  </w:style>
+  <w:style w:type="paragraph" w:styleId="berschrift8">
     <w:name w:val="heading 8"/>
     <w:basedOn w:val="Standard"/>
     <w:next w:val="Standard"/>
@@ -913,16 +1920,16 @@
     <w:pPr>
       <w:keepNext/>
       <w:keepLines/>
-      <w:spacing w:after="0" w:before="80"/>
+      <w:spacing w:before="80" w:after="0"/>
       <w:outlineLvl w:val="7"/>
     </w:pPr>
     <w:rPr>
-      <w:rFonts w:asciiTheme="majorHAnsi" w:cstheme="majorBidi" w:eastAsiaTheme="majorEastAsia" w:hAnsiTheme="majorHAnsi"/>
+      <w:rFonts w:asciiTheme="majorHAnsi" w:eastAsiaTheme="majorEastAsia" w:hAnsiTheme="majorHAnsi" w:cstheme="majorBidi"/>
       <w:smallCaps/>
-      <w:color w:themeColor="text1" w:themeTint="A6" w:val="595959"/>
-    </w:rPr>
-  </w:style>
-  <w:style w:styleId="berschrift9" w:type="paragraph">
+      <w:color w:val="595959" w:themeColor="text1" w:themeTint="A6"/>
+    </w:rPr>
+  </w:style>
+  <w:style w:type="paragraph" w:styleId="berschrift9">
     <w:name w:val="heading 9"/>
     <w:basedOn w:val="Standard"/>
     <w:next w:val="Standard"/>
@@ -935,100 +1942,100 @@
     <w:pPr>
       <w:keepNext/>
       <w:keepLines/>
-      <w:spacing w:after="0" w:before="80"/>
+      <w:spacing w:before="80" w:after="0"/>
       <w:outlineLvl w:val="8"/>
     </w:pPr>
     <w:rPr>
-      <w:rFonts w:asciiTheme="majorHAnsi" w:cstheme="majorBidi" w:eastAsiaTheme="majorEastAsia" w:hAnsiTheme="majorHAnsi"/>
+      <w:rFonts w:asciiTheme="majorHAnsi" w:eastAsiaTheme="majorEastAsia" w:hAnsiTheme="majorHAnsi" w:cstheme="majorBidi"/>
       <w:i/>
       <w:iCs/>
       <w:smallCaps/>
-      <w:color w:themeColor="text1" w:themeTint="A6" w:val="595959"/>
-    </w:rPr>
-  </w:style>
-  <w:style w:default="1" w:styleId="Absatz-Standardschriftart" w:type="character">
+      <w:color w:val="595959" w:themeColor="text1" w:themeTint="A6"/>
+    </w:rPr>
+  </w:style>
+  <w:style w:type="character" w:default="1" w:styleId="Absatz-Standardschriftart">
     <w:name w:val="Default Paragraph Font"/>
     <w:uiPriority w:val="1"/>
     <w:semiHidden/>
     <w:unhideWhenUsed/>
   </w:style>
-  <w:style w:default="1" w:styleId="NormaleTabelle" w:type="table">
+  <w:style w:type="table" w:default="1" w:styleId="NormaleTabelle">
     <w:name w:val="Normal Table"/>
     <w:uiPriority w:val="99"/>
     <w:semiHidden/>
     <w:unhideWhenUsed/>
     <w:tblPr>
-      <w:tblInd w:type="dxa" w:w="0"/>
+      <w:tblInd w:w="0" w:type="dxa"/>
       <w:tblCellMar>
-        <w:top w:type="dxa" w:w="0"/>
-        <w:left w:type="dxa" w:w="108"/>
-        <w:bottom w:type="dxa" w:w="0"/>
-        <w:right w:type="dxa" w:w="108"/>
+        <w:top w:w="0" w:type="dxa"/>
+        <w:left w:w="108" w:type="dxa"/>
+        <w:bottom w:w="0" w:type="dxa"/>
+        <w:right w:w="108" w:type="dxa"/>
       </w:tblCellMar>
     </w:tblPr>
   </w:style>
-  <w:style w:default="1" w:styleId="KeineListe" w:type="numbering">
+  <w:style w:type="numbering" w:default="1" w:styleId="KeineListe">
     <w:name w:val="No List"/>
     <w:uiPriority w:val="99"/>
     <w:semiHidden/>
     <w:unhideWhenUsed/>
   </w:style>
-  <w:style w:customStyle="1" w:styleId="berschrift1Zchn" w:type="character">
+  <w:style w:type="character" w:customStyle="1" w:styleId="berschrift1Zchn">
     <w:name w:val="Überschrift 1 Zchn"/>
     <w:basedOn w:val="Absatz-Standardschriftart"/>
     <w:link w:val="berschrift1"/>
     <w:uiPriority w:val="9"/>
     <w:rsid w:val="003B5297"/>
     <w:rPr>
-      <w:rFonts w:asciiTheme="majorHAnsi" w:cstheme="majorBidi" w:eastAsiaTheme="majorEastAsia" w:hAnsiTheme="majorHAnsi"/>
+      <w:rFonts w:asciiTheme="majorHAnsi" w:eastAsiaTheme="majorEastAsia" w:hAnsiTheme="majorHAnsi" w:cstheme="majorBidi"/>
       <w:b/>
-      <w:color w:themeColor="accent1" w:themeShade="BF" w:val="0F4761"/>
+      <w:color w:val="0F4761" w:themeColor="accent1" w:themeShade="BF"/>
       <w:sz w:val="36"/>
       <w:szCs w:val="36"/>
     </w:rPr>
   </w:style>
-  <w:style w:customStyle="1" w:styleId="berschrift2Zchn" w:type="character">
+  <w:style w:type="character" w:customStyle="1" w:styleId="berschrift2Zchn">
     <w:name w:val="Überschrift 2 Zchn"/>
     <w:basedOn w:val="Absatz-Standardschriftart"/>
     <w:link w:val="berschrift2"/>
     <w:uiPriority w:val="9"/>
     <w:rsid w:val="003B5297"/>
     <w:rPr>
-      <w:rFonts w:asciiTheme="majorHAnsi" w:cstheme="majorBidi" w:eastAsiaTheme="majorEastAsia" w:hAnsiTheme="majorHAnsi"/>
+      <w:rFonts w:asciiTheme="majorHAnsi" w:eastAsiaTheme="majorEastAsia" w:hAnsiTheme="majorHAnsi" w:cstheme="majorBidi"/>
       <w:b/>
-      <w:color w:themeColor="accent1" w:themeShade="BF" w:val="0F4761"/>
+      <w:color w:val="0F4761" w:themeColor="accent1" w:themeShade="BF"/>
       <w:sz w:val="28"/>
       <w:szCs w:val="28"/>
     </w:rPr>
   </w:style>
-  <w:style w:customStyle="1" w:styleId="berschrift3Zchn" w:type="character">
+  <w:style w:type="character" w:customStyle="1" w:styleId="berschrift3Zchn">
     <w:name w:val="Überschrift 3 Zchn"/>
     <w:basedOn w:val="Absatz-Standardschriftart"/>
     <w:link w:val="berschrift3"/>
     <w:uiPriority w:val="9"/>
     <w:rsid w:val="003B5297"/>
     <w:rPr>
-      <w:rFonts w:asciiTheme="majorHAnsi" w:cstheme="majorBidi" w:eastAsiaTheme="majorEastAsia" w:hAnsiTheme="majorHAnsi"/>
+      <w:rFonts w:asciiTheme="majorHAnsi" w:eastAsiaTheme="majorEastAsia" w:hAnsiTheme="majorHAnsi" w:cstheme="majorBidi"/>
       <w:b/>
-      <w:color w:themeColor="text1" w:themeTint="BF" w:val="404040"/>
+      <w:color w:val="404040" w:themeColor="text1" w:themeTint="BF"/>
       <w:sz w:val="26"/>
       <w:szCs w:val="26"/>
     </w:rPr>
   </w:style>
-  <w:style w:customStyle="1" w:styleId="berschrift4Zchn" w:type="character">
+  <w:style w:type="character" w:customStyle="1" w:styleId="berschrift4Zchn">
     <w:name w:val="Überschrift 4 Zchn"/>
     <w:basedOn w:val="Absatz-Standardschriftart"/>
     <w:link w:val="berschrift4"/>
     <w:uiPriority w:val="9"/>
     <w:rsid w:val="003B5297"/>
     <w:rPr>
-      <w:rFonts w:asciiTheme="majorHAnsi" w:cstheme="majorBidi" w:eastAsiaTheme="majorEastAsia" w:hAnsiTheme="majorHAnsi"/>
+      <w:rFonts w:asciiTheme="majorHAnsi" w:eastAsiaTheme="majorEastAsia" w:hAnsiTheme="majorHAnsi" w:cstheme="majorBidi"/>
       <w:b/>
       <w:sz w:val="24"/>
       <w:szCs w:val="24"/>
     </w:rPr>
   </w:style>
-  <w:style w:customStyle="1" w:styleId="berschrift5Zchn" w:type="character">
+  <w:style w:type="character" w:customStyle="1" w:styleId="berschrift5Zchn">
     <w:name w:val="Überschrift 5 Zchn"/>
     <w:basedOn w:val="Absatz-Standardschriftart"/>
     <w:link w:val="berschrift5"/>
@@ -1036,14 +2043,14 @@
     <w:semiHidden/>
     <w:rsid w:val="00D565DD"/>
     <w:rPr>
-      <w:rFonts w:asciiTheme="majorHAnsi" w:cstheme="majorBidi" w:eastAsiaTheme="majorEastAsia" w:hAnsiTheme="majorHAnsi"/>
+      <w:rFonts w:asciiTheme="majorHAnsi" w:eastAsiaTheme="majorEastAsia" w:hAnsiTheme="majorHAnsi" w:cstheme="majorBidi"/>
       <w:i/>
       <w:iCs/>
       <w:sz w:val="22"/>
       <w:szCs w:val="22"/>
     </w:rPr>
   </w:style>
-  <w:style w:customStyle="1" w:styleId="berschrift6Zchn" w:type="character">
+  <w:style w:type="character" w:customStyle="1" w:styleId="berschrift6Zchn">
     <w:name w:val="Überschrift 6 Zchn"/>
     <w:basedOn w:val="Absatz-Standardschriftart"/>
     <w:link w:val="berschrift6"/>
@@ -1051,11 +2058,11 @@
     <w:semiHidden/>
     <w:rsid w:val="00D565DD"/>
     <w:rPr>
-      <w:rFonts w:asciiTheme="majorHAnsi" w:cstheme="majorBidi" w:eastAsiaTheme="majorEastAsia" w:hAnsiTheme="majorHAnsi"/>
-      <w:color w:themeColor="text1" w:themeTint="A6" w:val="595959"/>
-    </w:rPr>
-  </w:style>
-  <w:style w:customStyle="1" w:styleId="berschrift7Zchn" w:type="character">
+      <w:rFonts w:asciiTheme="majorHAnsi" w:eastAsiaTheme="majorEastAsia" w:hAnsiTheme="majorHAnsi" w:cstheme="majorBidi"/>
+      <w:color w:val="595959" w:themeColor="text1" w:themeTint="A6"/>
+    </w:rPr>
+  </w:style>
+  <w:style w:type="character" w:customStyle="1" w:styleId="berschrift7Zchn">
     <w:name w:val="Überschrift 7 Zchn"/>
     <w:basedOn w:val="Absatz-Standardschriftart"/>
     <w:link w:val="berschrift7"/>
@@ -1063,13 +2070,13 @@
     <w:semiHidden/>
     <w:rsid w:val="00D565DD"/>
     <w:rPr>
-      <w:rFonts w:asciiTheme="majorHAnsi" w:cstheme="majorBidi" w:eastAsiaTheme="majorEastAsia" w:hAnsiTheme="majorHAnsi"/>
+      <w:rFonts w:asciiTheme="majorHAnsi" w:eastAsiaTheme="majorEastAsia" w:hAnsiTheme="majorHAnsi" w:cstheme="majorBidi"/>
       <w:i/>
       <w:iCs/>
-      <w:color w:themeColor="text1" w:themeTint="A6" w:val="595959"/>
-    </w:rPr>
-  </w:style>
-  <w:style w:customStyle="1" w:styleId="berschrift8Zchn" w:type="character">
+      <w:color w:val="595959" w:themeColor="text1" w:themeTint="A6"/>
+    </w:rPr>
+  </w:style>
+  <w:style w:type="character" w:customStyle="1" w:styleId="berschrift8Zchn">
     <w:name w:val="Überschrift 8 Zchn"/>
     <w:basedOn w:val="Absatz-Standardschriftart"/>
     <w:link w:val="berschrift8"/>
@@ -1077,12 +2084,12 @@
     <w:semiHidden/>
     <w:rsid w:val="00D565DD"/>
     <w:rPr>
-      <w:rFonts w:asciiTheme="majorHAnsi" w:cstheme="majorBidi" w:eastAsiaTheme="majorEastAsia" w:hAnsiTheme="majorHAnsi"/>
+      <w:rFonts w:asciiTheme="majorHAnsi" w:eastAsiaTheme="majorEastAsia" w:hAnsiTheme="majorHAnsi" w:cstheme="majorBidi"/>
       <w:smallCaps/>
-      <w:color w:themeColor="text1" w:themeTint="A6" w:val="595959"/>
-    </w:rPr>
-  </w:style>
-  <w:style w:customStyle="1" w:styleId="berschrift9Zchn" w:type="character">
+      <w:color w:val="595959" w:themeColor="text1" w:themeTint="A6"/>
+    </w:rPr>
+  </w:style>
+  <w:style w:type="character" w:customStyle="1" w:styleId="berschrift9Zchn">
     <w:name w:val="Überschrift 9 Zchn"/>
     <w:basedOn w:val="Absatz-Standardschriftart"/>
     <w:link w:val="berschrift9"/>
@@ -1090,14 +2097,14 @@
     <w:semiHidden/>
     <w:rsid w:val="00D565DD"/>
     <w:rPr>
-      <w:rFonts w:asciiTheme="majorHAnsi" w:cstheme="majorBidi" w:eastAsiaTheme="majorEastAsia" w:hAnsiTheme="majorHAnsi"/>
+      <w:rFonts w:asciiTheme="majorHAnsi" w:eastAsiaTheme="majorEastAsia" w:hAnsiTheme="majorHAnsi" w:cstheme="majorBidi"/>
       <w:i/>
       <w:iCs/>
       <w:smallCaps/>
-      <w:color w:themeColor="text1" w:themeTint="A6" w:val="595959"/>
-    </w:rPr>
-  </w:style>
-  <w:style w:styleId="Titel" w:type="paragraph">
+      <w:color w:val="595959" w:themeColor="text1" w:themeTint="A6"/>
+    </w:rPr>
+  </w:style>
+  <w:style w:type="paragraph" w:styleId="Titel">
     <w:name w:val="Title"/>
     <w:basedOn w:val="Standard"/>
     <w:next w:val="Standard"/>
@@ -1110,28 +2117,28 @@
       <w:contextualSpacing/>
     </w:pPr>
     <w:rPr>
-      <w:rFonts w:asciiTheme="majorHAnsi" w:cstheme="majorBidi" w:eastAsiaTheme="majorEastAsia" w:hAnsiTheme="majorHAnsi"/>
-      <w:color w:themeColor="accent1" w:themeShade="BF" w:val="0F4761"/>
+      <w:rFonts w:asciiTheme="majorHAnsi" w:eastAsiaTheme="majorEastAsia" w:hAnsiTheme="majorHAnsi" w:cstheme="majorBidi"/>
+      <w:color w:val="0F4761" w:themeColor="accent1" w:themeShade="BF"/>
       <w:spacing w:val="-7"/>
       <w:sz w:val="80"/>
       <w:szCs w:val="80"/>
     </w:rPr>
   </w:style>
-  <w:style w:customStyle="1" w:styleId="TitelZchn" w:type="character">
+  <w:style w:type="character" w:customStyle="1" w:styleId="TitelZchn">
     <w:name w:val="Titel Zchn"/>
     <w:basedOn w:val="Absatz-Standardschriftart"/>
     <w:link w:val="Titel"/>
     <w:uiPriority w:val="10"/>
     <w:rsid w:val="00D565DD"/>
     <w:rPr>
-      <w:rFonts w:asciiTheme="majorHAnsi" w:cstheme="majorBidi" w:eastAsiaTheme="majorEastAsia" w:hAnsiTheme="majorHAnsi"/>
-      <w:color w:themeColor="accent1" w:themeShade="BF" w:val="0F4761"/>
+      <w:rFonts w:asciiTheme="majorHAnsi" w:eastAsiaTheme="majorEastAsia" w:hAnsiTheme="majorHAnsi" w:cstheme="majorBidi"/>
+      <w:color w:val="0F4761" w:themeColor="accent1" w:themeShade="BF"/>
       <w:spacing w:val="-7"/>
       <w:sz w:val="80"/>
       <w:szCs w:val="80"/>
     </w:rPr>
   </w:style>
-  <w:style w:styleId="Untertitel" w:type="paragraph">
+  <w:style w:type="paragraph" w:styleId="Untertitel">
     <w:name w:val="Subtitle"/>
     <w:basedOn w:val="Standard"/>
     <w:next w:val="Standard"/>
@@ -1146,26 +2153,26 @@
       <w:spacing w:after="240" w:line="240" w:lineRule="auto"/>
     </w:pPr>
     <w:rPr>
-      <w:rFonts w:asciiTheme="majorHAnsi" w:cstheme="majorBidi" w:eastAsiaTheme="majorEastAsia" w:hAnsiTheme="majorHAnsi"/>
-      <w:color w:themeColor="text1" w:themeTint="BF" w:val="404040"/>
+      <w:rFonts w:asciiTheme="majorHAnsi" w:eastAsiaTheme="majorEastAsia" w:hAnsiTheme="majorHAnsi" w:cstheme="majorBidi"/>
+      <w:color w:val="404040" w:themeColor="text1" w:themeTint="BF"/>
       <w:sz w:val="30"/>
       <w:szCs w:val="30"/>
     </w:rPr>
   </w:style>
-  <w:style w:customStyle="1" w:styleId="UntertitelZchn" w:type="character">
+  <w:style w:type="character" w:customStyle="1" w:styleId="UntertitelZchn">
     <w:name w:val="Untertitel Zchn"/>
     <w:basedOn w:val="Absatz-Standardschriftart"/>
     <w:link w:val="Untertitel"/>
     <w:uiPriority w:val="11"/>
     <w:rsid w:val="00D565DD"/>
     <w:rPr>
-      <w:rFonts w:asciiTheme="majorHAnsi" w:cstheme="majorBidi" w:eastAsiaTheme="majorEastAsia" w:hAnsiTheme="majorHAnsi"/>
-      <w:color w:themeColor="text1" w:themeTint="BF" w:val="404040"/>
+      <w:rFonts w:asciiTheme="majorHAnsi" w:eastAsiaTheme="majorEastAsia" w:hAnsiTheme="majorHAnsi" w:cstheme="majorBidi"/>
+      <w:color w:val="404040" w:themeColor="text1" w:themeTint="BF"/>
       <w:sz w:val="30"/>
       <w:szCs w:val="30"/>
     </w:rPr>
   </w:style>
-  <w:style w:styleId="Zitat" w:type="paragraph">
+  <w:style w:type="paragraph" w:styleId="Zitat">
     <w:name w:val="Quote"/>
     <w:basedOn w:val="Standard"/>
     <w:next w:val="Standard"/>
@@ -1173,7 +2180,7 @@
     <w:uiPriority w:val="29"/>
     <w:rsid w:val="00D565DD"/>
     <w:pPr>
-      <w:spacing w:after="240" w:before="240" w:line="252" w:lineRule="auto"/>
+      <w:spacing w:before="240" w:after="240" w:line="252" w:lineRule="auto"/>
       <w:ind w:left="864" w:right="864"/>
       <w:jc w:val="center"/>
     </w:pPr>
@@ -1182,7 +2189,7 @@
       <w:iCs/>
     </w:rPr>
   </w:style>
-  <w:style w:customStyle="1" w:styleId="ZitatZchn" w:type="character">
+  <w:style w:type="character" w:customStyle="1" w:styleId="ZitatZchn">
     <w:name w:val="Zitat Zchn"/>
     <w:basedOn w:val="Absatz-Standardschriftart"/>
     <w:link w:val="Zitat"/>
@@ -1193,7 +2200,7 @@
       <w:iCs/>
     </w:rPr>
   </w:style>
-  <w:style w:styleId="Listenabsatz" w:type="paragraph">
+  <w:style w:type="paragraph" w:styleId="Listenabsatz">
     <w:name w:val="List Paragraph"/>
     <w:basedOn w:val="Standard"/>
     <w:uiPriority w:val="34"/>
@@ -1203,7 +2210,7 @@
       <w:contextualSpacing/>
     </w:pPr>
   </w:style>
-  <w:style w:styleId="IntensiveHervorhebung" w:type="character">
+  <w:style w:type="character" w:styleId="IntensiveHervorhebung">
     <w:name w:val="Intense Emphasis"/>
     <w:basedOn w:val="Absatz-Standardschriftart"/>
     <w:uiPriority w:val="21"/>
@@ -1215,7 +2222,7 @@
       <w:iCs/>
     </w:rPr>
   </w:style>
-  <w:style w:styleId="IntensivesZitat" w:type="paragraph">
+  <w:style w:type="paragraph" w:styleId="IntensivesZitat">
     <w:name w:val="Intense Quote"/>
     <w:basedOn w:val="Standard"/>
     <w:next w:val="Standard"/>
@@ -1223,31 +2230,31 @@
     <w:uiPriority w:val="30"/>
     <w:rsid w:val="00D565DD"/>
     <w:pPr>
-      <w:spacing w:after="240" w:before="100" w:beforeAutospacing="1"/>
+      <w:spacing w:before="100" w:beforeAutospacing="1" w:after="240"/>
       <w:ind w:left="864" w:right="864"/>
       <w:jc w:val="center"/>
     </w:pPr>
     <w:rPr>
-      <w:rFonts w:asciiTheme="majorHAnsi" w:cstheme="majorBidi" w:eastAsiaTheme="majorEastAsia" w:hAnsiTheme="majorHAnsi"/>
-      <w:color w:themeColor="accent1" w:val="156082"/>
+      <w:rFonts w:asciiTheme="majorHAnsi" w:eastAsiaTheme="majorEastAsia" w:hAnsiTheme="majorHAnsi" w:cstheme="majorBidi"/>
+      <w:color w:val="156082" w:themeColor="accent1"/>
       <w:sz w:val="28"/>
       <w:szCs w:val="28"/>
     </w:rPr>
   </w:style>
-  <w:style w:customStyle="1" w:styleId="IntensivesZitatZchn" w:type="character">
+  <w:style w:type="character" w:customStyle="1" w:styleId="IntensivesZitatZchn">
     <w:name w:val="Intensives Zitat Zchn"/>
     <w:basedOn w:val="Absatz-Standardschriftart"/>
     <w:link w:val="IntensivesZitat"/>
     <w:uiPriority w:val="30"/>
     <w:rsid w:val="00D565DD"/>
     <w:rPr>
-      <w:rFonts w:asciiTheme="majorHAnsi" w:cstheme="majorBidi" w:eastAsiaTheme="majorEastAsia" w:hAnsiTheme="majorHAnsi"/>
-      <w:color w:themeColor="accent1" w:val="156082"/>
+      <w:rFonts w:asciiTheme="majorHAnsi" w:eastAsiaTheme="majorEastAsia" w:hAnsiTheme="majorHAnsi" w:cstheme="majorBidi"/>
+      <w:color w:val="156082" w:themeColor="accent1"/>
       <w:sz w:val="28"/>
       <w:szCs w:val="28"/>
     </w:rPr>
   </w:style>
-  <w:style w:styleId="IntensiverVerweis" w:type="character">
+  <w:style w:type="character" w:styleId="IntensiverVerweis">
     <w:name w:val="Intense Reference"/>
     <w:basedOn w:val="Absatz-Standardschriftart"/>
     <w:uiPriority w:val="32"/>
@@ -1259,7 +2266,7 @@
       <w:u w:val="single"/>
     </w:rPr>
   </w:style>
-  <w:style w:styleId="Beschriftung" w:type="paragraph">
+  <w:style w:type="paragraph" w:styleId="Beschriftung">
     <w:name w:val="caption"/>
     <w:basedOn w:val="Standard"/>
     <w:next w:val="Standard"/>
@@ -1274,12 +2281,12 @@
     <w:rPr>
       <w:b/>
       <w:bCs/>
-      <w:color w:themeColor="text1" w:themeTint="BF" w:val="404040"/>
+      <w:color w:val="404040" w:themeColor="text1" w:themeTint="BF"/>
       <w:sz w:val="20"/>
       <w:szCs w:val="20"/>
     </w:rPr>
   </w:style>
-  <w:style w:styleId="Fett" w:type="character">
+  <w:style w:type="character" w:styleId="Fett">
     <w:name w:val="Strong"/>
     <w:basedOn w:val="Absatz-Standardschriftart"/>
     <w:uiPriority w:val="22"/>
@@ -1290,7 +2297,7 @@
       <w:bCs/>
     </w:rPr>
   </w:style>
-  <w:style w:styleId="Hervorhebung" w:type="character">
+  <w:style w:type="character" w:styleId="Hervorhebung">
     <w:name w:val="Emphasis"/>
     <w:basedOn w:val="Absatz-Standardschriftart"/>
     <w:uiPriority w:val="20"/>
@@ -1300,7 +2307,7 @@
       <w:iCs/>
     </w:rPr>
   </w:style>
-  <w:style w:styleId="KeinLeerraum" w:type="paragraph">
+  <w:style w:type="paragraph" w:styleId="KeinLeerraum">
     <w:name w:val="No Spacing"/>
     <w:uiPriority w:val="1"/>
     <w:rsid w:val="00D565DD"/>
@@ -1308,7 +2315,7 @@
       <w:spacing w:after="0" w:line="240" w:lineRule="auto"/>
     </w:pPr>
   </w:style>
-  <w:style w:styleId="SchwacheHervorhebung" w:type="character">
+  <w:style w:type="character" w:styleId="SchwacheHervorhebung">
     <w:name w:val="Subtle Emphasis"/>
     <w:basedOn w:val="Absatz-Standardschriftart"/>
     <w:uiPriority w:val="19"/>
@@ -1316,20 +2323,20 @@
     <w:rPr>
       <w:i/>
       <w:iCs/>
-      <w:color w:themeColor="text1" w:themeTint="A6" w:val="595959"/>
-    </w:rPr>
-  </w:style>
-  <w:style w:styleId="SchwacherVerweis" w:type="character">
+      <w:color w:val="595959" w:themeColor="text1" w:themeTint="A6"/>
+    </w:rPr>
+  </w:style>
+  <w:style w:type="character" w:styleId="SchwacherVerweis">
     <w:name w:val="Subtle Reference"/>
     <w:basedOn w:val="Absatz-Standardschriftart"/>
     <w:uiPriority w:val="31"/>
     <w:rsid w:val="00D565DD"/>
     <w:rPr>
       <w:smallCaps/>
-      <w:color w:themeColor="text1" w:themeTint="BF" w:val="404040"/>
-    </w:rPr>
-  </w:style>
-  <w:style w:styleId="Buchtitel" w:type="character">
+      <w:color w:val="404040" w:themeColor="text1" w:themeTint="BF"/>
+    </w:rPr>
+  </w:style>
+  <w:style w:type="character" w:styleId="Buchtitel">
     <w:name w:val="Book Title"/>
     <w:basedOn w:val="Absatz-Standardschriftart"/>
     <w:uiPriority w:val="33"/>
@@ -1340,7 +2347,7 @@
       <w:smallCaps/>
     </w:rPr>
   </w:style>
-  <w:style w:styleId="Inhaltsverzeichnisberschrift" w:type="paragraph">
+  <w:style w:type="paragraph" w:styleId="Inhaltsverzeichnisberschrift">
     <w:name w:val="TOC Heading"/>
     <w:basedOn w:val="berschrift1"/>
     <w:next w:val="Standard"/>
@@ -1351,7 +2358,7 @@
       <w:outlineLvl w:val="9"/>
     </w:pPr>
   </w:style>
-  <w:style w:customStyle="1" w:styleId="Konzept" w:type="paragraph">
+  <w:style w:type="paragraph" w:customStyle="1" w:styleId="Konzept">
     <w:name w:val="Konzept"/>
     <w:basedOn w:val="Standard"/>
     <w:link w:val="KonzeptZchn"/>
@@ -1360,7 +2367,7 @@
       <w:lang w:val="de-AT"/>
     </w:rPr>
   </w:style>
-  <w:style w:customStyle="1" w:styleId="KonzeptZchn" w:type="character">
+  <w:style w:type="character" w:customStyle="1" w:styleId="KonzeptZchn">
     <w:name w:val="Konzept Zchn"/>
     <w:basedOn w:val="Absatz-Standardschriftart"/>
     <w:link w:val="Konzept"/>
@@ -1369,7 +2376,7 @@
       <w:lang w:val="de-AT"/>
     </w:rPr>
   </w:style>
-  <w:style w:styleId="Tabellenraster" w:type="table">
+  <w:style w:type="table" w:styleId="Tabellenraster">
     <w:name w:val="Table Grid"/>
     <w:basedOn w:val="NormaleTabelle"/>
     <w:uiPriority w:val="39"/>
@@ -1379,16 +2386,16 @@
     </w:pPr>
     <w:tblPr>
       <w:tblBorders>
-        <w:top w:color="auto" w:space="0" w:sz="4" w:val="single"/>
-        <w:left w:color="auto" w:space="0" w:sz="4" w:val="single"/>
-        <w:bottom w:color="auto" w:space="0" w:sz="4" w:val="single"/>
-        <w:right w:color="auto" w:space="0" w:sz="4" w:val="single"/>
-        <w:insideH w:color="auto" w:space="0" w:sz="4" w:val="single"/>
-        <w:insideV w:color="auto" w:space="0" w:sz="4" w:val="single"/>
+        <w:top w:val="single" w:sz="4" w:space="0" w:color="auto"/>
+        <w:left w:val="single" w:sz="4" w:space="0" w:color="auto"/>
+        <w:bottom w:val="single" w:sz="4" w:space="0" w:color="auto"/>
+        <w:right w:val="single" w:sz="4" w:space="0" w:color="auto"/>
+        <w:insideH w:val="single" w:sz="4" w:space="0" w:color="auto"/>
+        <w:insideV w:val="single" w:sz="4" w:space="0" w:color="auto"/>
       </w:tblBorders>
     </w:tblPr>
   </w:style>
-  <w:style w:styleId="Kopfzeile" w:type="paragraph">
+  <w:style w:type="paragraph" w:styleId="Kopfzeile">
     <w:name w:val="header"/>
     <w:basedOn w:val="Standard"/>
     <w:link w:val="KopfzeileZchn"/>
@@ -1397,20 +2404,20 @@
     <w:rsid w:val="00036938"/>
     <w:pPr>
       <w:tabs>
-        <w:tab w:pos="4536" w:val="center"/>
-        <w:tab w:pos="9072" w:val="right"/>
+        <w:tab w:val="center" w:pos="4536"/>
+        <w:tab w:val="right" w:pos="9072"/>
       </w:tabs>
       <w:spacing w:after="0" w:line="240" w:lineRule="auto"/>
     </w:pPr>
   </w:style>
-  <w:style w:customStyle="1" w:styleId="KopfzeileZchn" w:type="character">
+  <w:style w:type="character" w:customStyle="1" w:styleId="KopfzeileZchn">
     <w:name w:val="Kopfzeile Zchn"/>
     <w:basedOn w:val="Absatz-Standardschriftart"/>
     <w:link w:val="Kopfzeile"/>
     <w:uiPriority w:val="99"/>
     <w:rsid w:val="00036938"/>
   </w:style>
-  <w:style w:styleId="Fuzeile" w:type="paragraph">
+  <w:style w:type="paragraph" w:styleId="Fuzeile">
     <w:name w:val="footer"/>
     <w:basedOn w:val="Standard"/>
     <w:link w:val="FuzeileZchn"/>
@@ -1419,20 +2426,20 @@
     <w:rsid w:val="00036938"/>
     <w:pPr>
       <w:tabs>
-        <w:tab w:pos="4536" w:val="center"/>
-        <w:tab w:pos="9072" w:val="right"/>
+        <w:tab w:val="center" w:pos="4536"/>
+        <w:tab w:val="right" w:pos="9072"/>
       </w:tabs>
       <w:spacing w:after="0" w:line="240" w:lineRule="auto"/>
     </w:pPr>
   </w:style>
-  <w:style w:customStyle="1" w:styleId="FuzeileZchn" w:type="character">
+  <w:style w:type="character" w:customStyle="1" w:styleId="FuzeileZchn">
     <w:name w:val="Fußzeile Zchn"/>
     <w:basedOn w:val="Absatz-Standardschriftart"/>
     <w:link w:val="Fuzeile"/>
     <w:uiPriority w:val="99"/>
     <w:rsid w:val="00036938"/>
   </w:style>
-  <w:style w:styleId="Verzeichnis1" w:type="paragraph">
+  <w:style w:type="paragraph" w:styleId="Verzeichnis1">
     <w:name w:val="toc 1"/>
     <w:basedOn w:val="Standard"/>
     <w:next w:val="Standard"/>
@@ -1444,7 +2451,7 @@
       <w:spacing w:after="100"/>
     </w:pPr>
   </w:style>
-  <w:style w:styleId="Verzeichnis2" w:type="paragraph">
+  <w:style w:type="paragraph" w:styleId="Verzeichnis2">
     <w:name w:val="toc 2"/>
     <w:basedOn w:val="Standard"/>
     <w:next w:val="Standard"/>
@@ -1457,7 +2464,7 @@
       <w:ind w:left="210"/>
     </w:pPr>
   </w:style>
-  <w:style w:styleId="Verzeichnis3" w:type="paragraph">
+  <w:style w:type="paragraph" w:styleId="Verzeichnis3">
     <w:name w:val="toc 3"/>
     <w:basedOn w:val="Standard"/>
     <w:next w:val="Standard"/>
@@ -1470,18 +2477,18 @@
       <w:ind w:left="420"/>
     </w:pPr>
   </w:style>
-  <w:style w:styleId="Hyperlink" w:type="character">
+  <w:style w:type="character" w:styleId="Hyperlink">
     <w:name w:val="Hyperlink"/>
     <w:basedOn w:val="Absatz-Standardschriftart"/>
     <w:uiPriority w:val="99"/>
     <w:unhideWhenUsed/>
     <w:rsid w:val="00036938"/>
     <w:rPr>
-      <w:color w:themeColor="hyperlink" w:val="467886"/>
+      <w:color w:val="467886" w:themeColor="hyperlink"/>
       <w:u w:val="single"/>
     </w:rPr>
   </w:style>
-  <w:style w:styleId="TabellemithellemGitternetz" w:type="table">
+  <w:style w:type="table" w:styleId="TabellemithellemGitternetz">
     <w:name w:val="Grid Table Light"/>
     <w:basedOn w:val="NormaleTabelle"/>
     <w:uiPriority w:val="40"/>
@@ -1491,26 +2498,23 @@
     </w:pPr>
     <w:tblPr>
       <w:tblBorders>
-        <w:top w:color="BFBFBF" w:space="0" w:sz="4" w:themeColor="background1" w:themeShade="BF" w:val="single"/>
-        <w:left w:color="BFBFBF" w:space="0" w:sz="4" w:themeColor="background1" w:themeShade="BF" w:val="single"/>
-        <w:bottom w:color="BFBFBF" w:space="0" w:sz="4" w:themeColor="background1" w:themeShade="BF" w:val="single"/>
-        <w:right w:color="BFBFBF" w:space="0" w:sz="4" w:themeColor="background1" w:themeShade="BF" w:val="single"/>
-        <w:insideH w:color="BFBFBF" w:space="0" w:sz="4" w:themeColor="background1" w:themeShade="BF" w:val="single"/>
-        <w:insideV w:color="BFBFBF" w:space="0" w:sz="4" w:themeColor="background1" w:themeShade="BF" w:val="single"/>
+        <w:top w:val="single" w:sz="4" w:space="0" w:color="BFBFBF" w:themeColor="background1" w:themeShade="BF"/>
+        <w:left w:val="single" w:sz="4" w:space="0" w:color="BFBFBF" w:themeColor="background1" w:themeShade="BF"/>
+        <w:bottom w:val="single" w:sz="4" w:space="0" w:color="BFBFBF" w:themeColor="background1" w:themeShade="BF"/>
+        <w:right w:val="single" w:sz="4" w:space="0" w:color="BFBFBF" w:themeColor="background1" w:themeShade="BF"/>
+        <w:insideH w:val="single" w:sz="4" w:space="0" w:color="BFBFBF" w:themeColor="background1" w:themeShade="BF"/>
+        <w:insideV w:val="single" w:sz="4" w:space="0" w:color="BFBFBF" w:themeColor="background1" w:themeShade="BF"/>
       </w:tblBorders>
     </w:tblPr>
   </w:style>
   <w:style w:type="paragraph" w:customStyle="1" w:styleId="SourceCode">
     <w:name w:val="Source Code"/>
-    <w:basedOn w:val="Normal"/>
-    <w:link w:val="VerbatimChar"/>
     <w:pPr>
-      <w:wordWrap w:val="off"/>
+      <w:wordWrap w:val="0"/>
     </w:pPr>
   </w:style>
   <w:style w:type="character" w:customStyle="1" w:styleId="KeywordTok">
     <w:name w:val="KeywordTok"/>
-    <w:basedOn w:val="VerbatimChar"/>
     <w:rPr>
       <w:b/>
       <w:color w:val="007020"/>
@@ -1518,77 +2522,66 @@
   </w:style>
   <w:style w:type="character" w:customStyle="1" w:styleId="DataTypeTok">
     <w:name w:val="DataTypeTok"/>
-    <w:basedOn w:val="VerbatimChar"/>
     <w:rPr>
       <w:color w:val="902000"/>
     </w:rPr>
   </w:style>
   <w:style w:type="character" w:customStyle="1" w:styleId="DecValTok">
     <w:name w:val="DecValTok"/>
-    <w:basedOn w:val="VerbatimChar"/>
-    <w:rPr>
-      <w:color w:val="40a070"/>
+    <w:rPr>
+      <w:color w:val="40A070"/>
     </w:rPr>
   </w:style>
   <w:style w:type="character" w:customStyle="1" w:styleId="BaseNTok">
     <w:name w:val="BaseNTok"/>
-    <w:basedOn w:val="VerbatimChar"/>
-    <w:rPr>
-      <w:color w:val="40a070"/>
+    <w:rPr>
+      <w:color w:val="40A070"/>
     </w:rPr>
   </w:style>
   <w:style w:type="character" w:customStyle="1" w:styleId="FloatTok">
     <w:name w:val="FloatTok"/>
-    <w:basedOn w:val="VerbatimChar"/>
-    <w:rPr>
-      <w:color w:val="40a070"/>
+    <w:rPr>
+      <w:color w:val="40A070"/>
     </w:rPr>
   </w:style>
   <w:style w:type="character" w:customStyle="1" w:styleId="ConstantTok">
     <w:name w:val="ConstantTok"/>
-    <w:basedOn w:val="VerbatimChar"/>
     <w:rPr>
       <w:color w:val="880000"/>
     </w:rPr>
   </w:style>
   <w:style w:type="character" w:customStyle="1" w:styleId="CharTok">
     <w:name w:val="CharTok"/>
-    <w:basedOn w:val="VerbatimChar"/>
-    <w:rPr>
-      <w:color w:val="4070a0"/>
+    <w:rPr>
+      <w:color w:val="4070A0"/>
     </w:rPr>
   </w:style>
   <w:style w:type="character" w:customStyle="1" w:styleId="SpecialCharTok">
     <w:name w:val="SpecialCharTok"/>
-    <w:basedOn w:val="VerbatimChar"/>
-    <w:rPr>
-      <w:color w:val="4070a0"/>
+    <w:rPr>
+      <w:color w:val="4070A0"/>
     </w:rPr>
   </w:style>
   <w:style w:type="character" w:customStyle="1" w:styleId="StringTok">
     <w:name w:val="StringTok"/>
-    <w:basedOn w:val="VerbatimChar"/>
-    <w:rPr>
-      <w:color w:val="4070a0"/>
+    <w:rPr>
+      <w:color w:val="4070A0"/>
     </w:rPr>
   </w:style>
   <w:style w:type="character" w:customStyle="1" w:styleId="VerbatimStringTok">
     <w:name w:val="VerbatimStringTok"/>
-    <w:basedOn w:val="VerbatimChar"/>
-    <w:rPr>
-      <w:color w:val="4070a0"/>
+    <w:rPr>
+      <w:color w:val="4070A0"/>
     </w:rPr>
   </w:style>
   <w:style w:type="character" w:customStyle="1" w:styleId="SpecialStringTok">
     <w:name w:val="SpecialStringTok"/>
-    <w:basedOn w:val="VerbatimChar"/>
-    <w:rPr>
-      <w:color w:val="bb6688"/>
+    <w:rPr>
+      <w:color w:val="BB6688"/>
     </w:rPr>
   </w:style>
   <w:style w:type="character" w:customStyle="1" w:styleId="ImportTok">
     <w:name w:val="ImportTok"/>
-    <w:basedOn w:val="VerbatimChar"/>
     <w:rPr>
       <w:b/>
       <w:color w:val="008000"/>
@@ -1596,62 +2589,54 @@
   </w:style>
   <w:style w:type="character" w:customStyle="1" w:styleId="CommentTok">
     <w:name w:val="CommentTok"/>
-    <w:basedOn w:val="VerbatimChar"/>
     <w:rPr>
       <w:i/>
-      <w:color w:val="60a0b0"/>
+      <w:color w:val="60A0B0"/>
     </w:rPr>
   </w:style>
   <w:style w:type="character" w:customStyle="1" w:styleId="DocumentationTok">
     <w:name w:val="DocumentationTok"/>
-    <w:basedOn w:val="VerbatimChar"/>
     <w:rPr>
       <w:i/>
-      <w:color w:val="ba2121"/>
+      <w:color w:val="BA2121"/>
     </w:rPr>
   </w:style>
   <w:style w:type="character" w:customStyle="1" w:styleId="AnnotationTok">
     <w:name w:val="AnnotationTok"/>
-    <w:basedOn w:val="VerbatimChar"/>
     <w:rPr>
       <w:b/>
       <w:i/>
-      <w:color w:val="60a0b0"/>
+      <w:color w:val="60A0B0"/>
     </w:rPr>
   </w:style>
   <w:style w:type="character" w:customStyle="1" w:styleId="CommentVarTok">
     <w:name w:val="CommentVarTok"/>
-    <w:basedOn w:val="VerbatimChar"/>
     <w:rPr>
       <w:b/>
       <w:i/>
-      <w:color w:val="60a0b0"/>
+      <w:color w:val="60A0B0"/>
     </w:rPr>
   </w:style>
   <w:style w:type="character" w:customStyle="1" w:styleId="OtherTok">
     <w:name w:val="OtherTok"/>
-    <w:basedOn w:val="VerbatimChar"/>
     <w:rPr>
       <w:color w:val="007020"/>
     </w:rPr>
   </w:style>
   <w:style w:type="character" w:customStyle="1" w:styleId="FunctionTok">
     <w:name w:val="FunctionTok"/>
-    <w:basedOn w:val="VerbatimChar"/>
-    <w:rPr>
-      <w:color w:val="06287e"/>
+    <w:rPr>
+      <w:color w:val="06287E"/>
     </w:rPr>
   </w:style>
   <w:style w:type="character" w:customStyle="1" w:styleId="VariableTok">
     <w:name w:val="VariableTok"/>
-    <w:basedOn w:val="VerbatimChar"/>
-    <w:rPr>
-      <w:color w:val="19177c"/>
+    <w:rPr>
+      <w:color w:val="19177C"/>
     </w:rPr>
   </w:style>
   <w:style w:type="character" w:customStyle="1" w:styleId="ControlFlowTok">
     <w:name w:val="ControlFlowTok"/>
-    <w:basedOn w:val="VerbatimChar"/>
     <w:rPr>
       <w:b/>
       <w:color w:val="007020"/>
@@ -1659,80 +2644,66 @@
   </w:style>
   <w:style w:type="character" w:customStyle="1" w:styleId="OperatorTok">
     <w:name w:val="OperatorTok"/>
-    <w:basedOn w:val="VerbatimChar"/>
     <w:rPr>
       <w:color w:val="666666"/>
     </w:rPr>
   </w:style>
   <w:style w:type="character" w:customStyle="1" w:styleId="BuiltInTok">
     <w:name w:val="BuiltInTok"/>
-    <w:basedOn w:val="VerbatimChar"/>
     <w:rPr>
       <w:color w:val="008000"/>
     </w:rPr>
   </w:style>
   <w:style w:type="character" w:customStyle="1" w:styleId="ExtensionTok">
     <w:name w:val="ExtensionTok"/>
-    <w:basedOn w:val="VerbatimChar"/>
-    <w:rPr/>
   </w:style>
   <w:style w:type="character" w:customStyle="1" w:styleId="PreprocessorTok">
     <w:name w:val="PreprocessorTok"/>
-    <w:basedOn w:val="VerbatimChar"/>
-    <w:rPr>
-      <w:color w:val="bc7a00"/>
+    <w:rPr>
+      <w:color w:val="BC7A00"/>
     </w:rPr>
   </w:style>
   <w:style w:type="character" w:customStyle="1" w:styleId="AttributeTok">
     <w:name w:val="AttributeTok"/>
-    <w:basedOn w:val="VerbatimChar"/>
-    <w:rPr>
-      <w:color w:val="7d9029"/>
+    <w:rPr>
+      <w:color w:val="7D9029"/>
     </w:rPr>
   </w:style>
   <w:style w:type="character" w:customStyle="1" w:styleId="RegionMarkerTok">
     <w:name w:val="RegionMarkerTok"/>
-    <w:basedOn w:val="VerbatimChar"/>
-    <w:rPr/>
   </w:style>
   <w:style w:type="character" w:customStyle="1" w:styleId="InformationTok">
     <w:name w:val="InformationTok"/>
-    <w:basedOn w:val="VerbatimChar"/>
     <w:rPr>
       <w:b/>
       <w:i/>
-      <w:color w:val="60a0b0"/>
+      <w:color w:val="60A0B0"/>
     </w:rPr>
   </w:style>
   <w:style w:type="character" w:customStyle="1" w:styleId="WarningTok">
     <w:name w:val="WarningTok"/>
-    <w:basedOn w:val="VerbatimChar"/>
     <w:rPr>
       <w:b/>
       <w:i/>
-      <w:color w:val="60a0b0"/>
+      <w:color w:val="60A0B0"/>
     </w:rPr>
   </w:style>
   <w:style w:type="character" w:customStyle="1" w:styleId="AlertTok">
     <w:name w:val="AlertTok"/>
-    <w:basedOn w:val="VerbatimChar"/>
     <w:rPr>
       <w:b/>
-      <w:color w:val="ff0000"/>
+      <w:color w:val="FF0000"/>
     </w:rPr>
   </w:style>
   <w:style w:type="character" w:customStyle="1" w:styleId="ErrorTok">
     <w:name w:val="ErrorTok"/>
-    <w:basedOn w:val="VerbatimChar"/>
     <w:rPr>
       <w:b/>
-      <w:color w:val="ff0000"/>
+      <w:color w:val="FF0000"/>
     </w:rPr>
   </w:style>
   <w:style w:type="character" w:customStyle="1" w:styleId="NormalTok">
     <w:name w:val="NormalTok"/>
-    <w:basedOn w:val="VerbatimChar"/>
-    <w:rPr/>
   </w:style>
 </w:styles>
 </file>

--- a/Word-Templates/YYYY-LH-nnnn-Liefergegenstand.docx
+++ b/Word-Templates/YYYY-LH-nnnn-Liefergegenstand.docx
@@ -448,6 +448,9 @@
       </w:tr>
     </w:tbl>
     <w:p>
+      <w:pPr>
+        <w:pStyle w:val="berschrift1"/>
+      </w:pPr>
       <w:r>
         <w:t>Inhaltsverzeichnis</w:t>
       </w:r>
@@ -457,19 +460,19 @@
         <w:fldChar w:fldCharType="begin"/>
       </w:r>
       <w:r>
-        <w:instrText xml:space="preserve"> TOC \o "1-3" \h \z \u </w:instrText>
+        <w:instrText xml:space="preserve">TOC \\o "1-3" \\h \\z \\u</w:instrText>
       </w:r>
       <w:r>
         <w:fldChar w:fldCharType="separate"/>
       </w:r>
       <w:r>
-        <w:t>Inhaltsverzeichnis wird beim Öffnen in Word aktualisiert.</w:t>
+        <w:t>(Right-click and choose 'Update Field' to build the table of contents.)</w:t>
       </w:r>
       <w:r>
         <w:fldChar w:fldCharType="end"/>
       </w:r>
     </w:p>
-    <w:bookmarkStart w:id="9" w:name="kurzzusammenfassung"/>
+    <w:bookmarkStart w:id="17" w:name="kurzzusammenfassung"/>
     <w:p>
       <w:pPr>
         <w:pStyle w:val="berschrift1"/>
@@ -487,8 +490,8 @@
         <w:t xml:space="preserve">KURZZUSAMMENFASSUNG</w:t>
       </w:r>
     </w:p>
-    <w:bookmarkEnd w:id="9"/>
-    <w:bookmarkStart w:id="10" w:name="ausgangssituationproblem"/>
+    <w:bookmarkEnd w:id="17"/>
+    <w:bookmarkStart w:id="18" w:name="ausgangssituationproblem"/>
     <w:p>
       <w:pPr>
         <w:pStyle w:val="berschrift1"/>
@@ -506,8 +509,8 @@
         <w:t xml:space="preserve">AUSGANGSSITUATION/PROBLEM</w:t>
       </w:r>
     </w:p>
-    <w:bookmarkEnd w:id="10"/>
-    <w:bookmarkStart w:id="11" w:name="ziel-gewünschte-verbesserungen"/>
+    <w:bookmarkEnd w:id="18"/>
+    <w:bookmarkStart w:id="19" w:name="ziel-gewünschte-verbesserungen"/>
     <w:p>
       <w:pPr>
         <w:pStyle w:val="berschrift1"/>
@@ -525,8 +528,8 @@
         <w:t xml:space="preserve">ZIEL / GEWÜNSCHTE VERBESSERUNGEN</w:t>
       </w:r>
     </w:p>
-    <w:bookmarkEnd w:id="11"/>
-    <w:bookmarkStart w:id="12" w:name="ablaufbeschreibung"/>
+    <w:bookmarkEnd w:id="19"/>
+    <w:bookmarkStart w:id="20" w:name="ablaufbeschreibung"/>
     <w:p>
       <w:pPr>
         <w:pStyle w:val="berschrift1"/>
@@ -544,8 +547,8 @@
         <w:t xml:space="preserve">ABLAUFBESCHREIBUNG</w:t>
       </w:r>
     </w:p>
-    <w:bookmarkEnd w:id="12"/>
-    <w:bookmarkStart w:id="15" w:name="anforderungen"/>
+    <w:bookmarkEnd w:id="20"/>
+    <w:bookmarkStart w:id="23" w:name="anforderungen"/>
     <w:p>
       <w:pPr>
         <w:pStyle w:val="berschrift1"/>
@@ -563,7 +566,7 @@
         <w:t xml:space="preserve">ANFORDERUNGEN</w:t>
       </w:r>
     </w:p>
-    <w:bookmarkStart w:id="13" w:name="allgemeine-anforderungen"/>
+    <w:bookmarkStart w:id="21" w:name="allgemeine-anforderungen"/>
     <w:p>
       <w:pPr>
         <w:pStyle w:val="berschrift2"/>
@@ -581,8 +584,8 @@
         <w:t xml:space="preserve">ALLGEMEINE ANFORDERUNGEN</w:t>
       </w:r>
     </w:p>
-    <w:bookmarkEnd w:id="13"/>
-    <w:bookmarkStart w:id="14" w:name="schnittstellen-zu-anderen-systemen"/>
+    <w:bookmarkEnd w:id="21"/>
+    <w:bookmarkStart w:id="22" w:name="schnittstellen-zu-anderen-systemen"/>
     <w:p>
       <w:pPr>
         <w:pStyle w:val="berschrift2"/>
@@ -600,9 +603,9 @@
         <w:t xml:space="preserve">SCHNITTSTELLEN ZU ANDEREN SYSTEMEN</w:t>
       </w:r>
     </w:p>
-    <w:bookmarkEnd w:id="14"/>
-    <w:bookmarkEnd w:id="15"/>
-    <w:bookmarkStart w:id="16" w:name="risiken-offene-punkte"/>
+    <w:bookmarkEnd w:id="22"/>
+    <w:bookmarkEnd w:id="23"/>
+    <w:bookmarkStart w:id="24" w:name="risiken-offene-punkte"/>
     <w:p>
       <w:pPr>
         <w:pStyle w:val="berschrift1"/>
@@ -620,8 +623,8 @@
         <w:t xml:space="preserve">RISIKEN / OFFENE PUNKTE</w:t>
       </w:r>
     </w:p>
-    <w:bookmarkEnd w:id="16"/>
-    <w:bookmarkStart w:id="17" w:name="anmerkungen-digitalisierungsteam"/>
+    <w:bookmarkEnd w:id="24"/>
+    <w:bookmarkStart w:id="25" w:name="anmerkungen-digitalisierungsteam"/>
     <w:p>
       <w:pPr>
         <w:pStyle w:val="berschrift1"/>
@@ -639,8 +642,8 @@
         <w:t xml:space="preserve">ANMERKUNGEN DIGITALISIERUNGSTEAM</w:t>
       </w:r>
     </w:p>
-    <w:bookmarkEnd w:id="17"/>
-    <w:bookmarkStart w:id="18" w:name="dokumentation-des-entscheidungsprozesses"/>
+    <w:bookmarkEnd w:id="25"/>
+    <w:bookmarkStart w:id="26" w:name="dokumentation-des-entscheidungsprozesses"/>
     <w:p>
       <w:pPr>
         <w:pStyle w:val="berschrift1"/>
@@ -658,8 +661,8 @@
         <w:t xml:space="preserve">DOKUMENTATION DES ENTSCHEIDUNGSPROZESSES</w:t>
       </w:r>
     </w:p>
-    <w:bookmarkEnd w:id="18"/>
-    <w:bookmarkStart w:id="19" w:name="änderungshistorie"/>
+    <w:bookmarkEnd w:id="26"/>
+    <w:bookmarkStart w:id="27" w:name="änderungshistorie"/>
     <w:p>
       <w:pPr>
         <w:pStyle w:val="berschrift1"/>
@@ -677,10 +680,12 @@
         <w:t xml:space="preserve">ÄNDERUNGSHISTORIE</w:t>
       </w:r>
     </w:p>
-    <w:bookmarkEnd w:id="19"/>
+    <w:bookmarkEnd w:id="27"/>
     <w:sectPr>
+      <w:headerReference r:id="rId7" w:type="default"/>
+      <w:footerReference r:id="rId8" w:type="default"/>
       <w:pgSz w:h="16838" w:w="11906"/>
-      <w:pgMar w:bottom="1134" w:footer="708" w:gutter="0" w:header="708" w:left="1417" w:right="1417" w:top="1417"/>
+      <w:pgMar w:bottom="1985" w:footer="0" w:gutter="0" w:header="1814" w:left="1418" w:right="851" w:top="2722"/>
       <w:cols w:space="708"/>
       <w:docGrid w:linePitch="360"/>
     </w:sectPr>
@@ -692,6 +697,234 @@
 <w:comments xmlns:w="http://schemas.openxmlformats.org/wordprocessingml/2006/main" xmlns:m="http://schemas.openxmlformats.org/officeDocument/2006/math" xmlns:r="http://schemas.openxmlformats.org/officeDocument/2006/relationships" xmlns:o="urn:schemas-microsoft-com:office:office" xmlns:v="urn:schemas-microsoft-com:vml" xmlns:w10="urn:schemas-microsoft-com:office:word" xmlns:a="http://schemas.openxmlformats.org/drawingml/2006/main" xmlns:pic="http://schemas.openxmlformats.org/drawingml/2006/picture" xmlns:wp="http://schemas.openxmlformats.org/drawingml/2006/wordprocessingDrawing"/>
 </file>
 
+<file path=word/footer1.xml><?xml version="1.0" encoding="utf-8"?>
+<w:ftr xmlns:wpc="http://schemas.microsoft.com/office/word/2010/wordprocessingCanvas" xmlns:cx="http://schemas.microsoft.com/office/drawing/2014/chartex" xmlns:cx1="http://schemas.microsoft.com/office/drawing/2015/9/8/chartex" xmlns:cx2="http://schemas.microsoft.com/office/drawing/2015/10/21/chartex" xmlns:cx3="http://schemas.microsoft.com/office/drawing/2016/5/9/chartex" xmlns:cx4="http://schemas.microsoft.com/office/drawing/2016/5/10/chartex" xmlns:cx5="http://schemas.microsoft.com/office/drawing/2016/5/11/chartex" xmlns:cx6="http://schemas.microsoft.com/office/drawing/2016/5/12/chartex" xmlns:cx7="http://schemas.microsoft.com/office/drawing/2016/5/13/chartex" xmlns:cx8="http://schemas.microsoft.com/office/drawing/2016/5/14/chartex" xmlns:mc="http://schemas.openxmlformats.org/markup-compatibility/2006" xmlns:aink="http://schemas.microsoft.com/office/drawing/2016/ink" xmlns:am3d="http://schemas.microsoft.com/office/drawing/2017/model3d" xmlns:o="urn:schemas-microsoft-com:office:office" xmlns:oel="http://schemas.microsoft.com/office/2019/extlst" xmlns:r="http://schemas.openxmlformats.org/officeDocument/2006/relationships" xmlns:m="http://schemas.openxmlformats.org/officeDocument/2006/math" xmlns:v="urn:schemas-microsoft-com:vml" xmlns:wp14="http://schemas.microsoft.com/office/word/2010/wordprocessingDrawing" xmlns:wp="http://schemas.openxmlformats.org/drawingml/2006/wordprocessingDrawing" xmlns:w10="urn:schemas-microsoft-com:office:word" xmlns:w="http://schemas.openxmlformats.org/wordprocessingml/2006/main" xmlns:w14="http://schemas.microsoft.com/office/word/2010/wordml" xmlns:w15="http://schemas.microsoft.com/office/word/2012/wordml" xmlns:w16cex="http://schemas.microsoft.com/office/word/2018/wordml/cex" xmlns:w16cid="http://schemas.microsoft.com/office/word/2016/wordml/cid" xmlns:w16="http://schemas.microsoft.com/office/word/2018/wordml" xmlns:w16du="http://schemas.microsoft.com/office/word/2023/wordml/word16du" xmlns:w16sdtdh="http://schemas.microsoft.com/office/word/2020/wordml/sdtdatahash" xmlns:w16sdtfl="http://schemas.microsoft.com/office/word/2024/wordml/sdtformatlock" xmlns:w16se="http://schemas.microsoft.com/office/word/2015/wordml/symex" xmlns:wpg="http://schemas.microsoft.com/office/word/2010/wordprocessingGroup" xmlns:wpi="http://schemas.microsoft.com/office/word/2010/wordprocessingInk" xmlns:wne="http://schemas.microsoft.com/office/word/2006/wordml" xmlns:wps="http://schemas.microsoft.com/office/word/2010/wordprocessingShape" mc:Ignorable="w14 w15 w16se w16cid w16 w16cex w16sdtdh w16sdtfl w16du wp14">
+  <w:p>
+    <w:pPr>
+      <w:pStyle w:val="Fuzeile"/>
+      <w:spacing w:after="240"/>
+      <w:jc w:val="center"/>
+    </w:pPr>
+    <w:r>
+      <w:rPr>
+        <w:noProof/>
+      </w:rPr>
+      <mc:AlternateContent>
+        <mc:Choice Requires="wps">
+          <w:drawing>
+            <wp:anchor distT="0" distB="0" distL="114300" distR="114300" simplePos="0" relativeHeight="251659264" behindDoc="0" locked="0" layoutInCell="1" allowOverlap="1" wp14:anchorId="00ABD90B" wp14:editId="42722E54">
+              <wp:simplePos x="0" y="0"/>
+              <wp:positionH relativeFrom="margin">
+                <wp:align>right</wp:align>
+              </wp:positionH>
+              <wp:positionV relativeFrom="paragraph">
+                <wp:posOffset>-687070</wp:posOffset>
+              </wp:positionV>
+              <wp:extent cx="615950" cy="260350"/>
+              <wp:effectExtent l="0" t="0" r="12700" b="6350"/>
+              <wp:wrapNone/>
+              <wp:docPr id="1158574423" name="Textfeld 5"/>
+              <wp:cNvGraphicFramePr/>
+              <a:graphic xmlns:a="http://schemas.openxmlformats.org/drawingml/2006/main">
+                <a:graphicData uri="http://schemas.microsoft.com/office/word/2010/wordprocessingShape">
+                  <wps:wsp>
+                    <wps:cNvSpPr txBox="1"/>
+                    <wps:spPr>
+                      <a:xfrm>
+                        <a:off x="0" y="0"/>
+                        <a:ext cx="615950" cy="260350"/>
+                      </a:xfrm>
+                      <a:prstGeom prst="rect">
+                        <a:avLst/>
+                      </a:prstGeom>
+                      <a:noFill/>
+                      <a:ln w="6350">
+                        <a:noFill/>
+                      </a:ln>
+                    </wps:spPr>
+                    <wps:txbx>
+                      <w:txbxContent>
+                        <w:p>
+                          <w:pPr>
+                            <w:jc w:val="right"/>
+                            <w:rPr>
+                              <w:color w:val="002060"/>
+                            </w:rPr>
+                          </w:pPr>
+                          <w:r>
+                            <w:rPr>
+                              <w:color w:val="002060"/>
+                            </w:rPr>
+                            <w:fldChar w:fldCharType="begin"/>
+                          </w:r>
+                          <w:r>
+                            <w:rPr>
+                              <w:color w:val="002060"/>
+                            </w:rPr>
+                            <w:instrText>PAGE   \* MERGEFORMAT</w:instrText>
+                          </w:r>
+                          <w:r>
+                            <w:rPr>
+                              <w:color w:val="002060"/>
+                            </w:rPr>
+                            <w:fldChar w:fldCharType="separate"/>
+                          </w:r>
+                          <w:r>
+                            <w:rPr>
+                              <w:color w:val="002060"/>
+                            </w:rPr>
+                            <w:t>1</w:t>
+                          </w:r>
+                          <w:r>
+                            <w:rPr>
+                              <w:color w:val="002060"/>
+                            </w:rPr>
+                            <w:fldChar w:fldCharType="end"/>
+                          </w:r>
+                        </w:p>
+                      </w:txbxContent>
+                    </wps:txbx>
+                    <wps:bodyPr rot="0" spcFirstLastPara="0" vertOverflow="overflow" horzOverflow="overflow" vert="horz" wrap="square" lIns="91440" tIns="45720" rIns="0" bIns="45720" numCol="1" spcCol="0" rtlCol="0" fromWordArt="0" anchor="t" anchorCtr="0" forceAA="0" compatLnSpc="1">
+                      <a:prstTxWarp prst="textNoShape">
+                        <a:avLst/>
+                      </a:prstTxWarp>
+                      <a:noAutofit/>
+                    </wps:bodyPr>
+                  </wps:wsp>
+                </a:graphicData>
+              </a:graphic>
+              <wp14:sizeRelH relativeFrom="margin">
+                <wp14:pctWidth>0</wp14:pctWidth>
+              </wp14:sizeRelH>
+              <wp14:sizeRelV relativeFrom="margin">
+                <wp14:pctHeight>0</wp14:pctHeight>
+              </wp14:sizeRelV>
+            </wp:anchor>
+          </w:drawing>
+        </mc:Choice>
+        <mc:Fallback>
+          <w:pict>
+            <v:shapetype w14:anchorId="00ABD90B" id="_x0000_t202" coordsize="21600,21600" o:spt="202" path="m,l,21600r21600,l21600,xe">
+              <v:stroke joinstyle="miter"/>
+              <v:path gradientshapeok="t" o:connecttype="rect"/>
+            </v:shapetype>
+            <v:shape id="Textfeld 5" o:spid="_x0000_s1026" type="#_x0000_t202" style="position:absolute;left:0;text-align:left;margin-left:-2.7pt;margin-top:-54.1pt;width:48.5pt;height:20.5pt;z-index:251659264;visibility:visible;mso-wrap-style:square;mso-width-percent:0;mso-height-percent:0;mso-wrap-distance-left:9pt;mso-wrap-distance-top:0;mso-wrap-distance-right:9pt;mso-wrap-distance-bottom:0;mso-position-horizontal:right;mso-position-horizontal-relative:margin;mso-position-vertical:absolute;mso-position-vertical-relative:text;mso-width-percent:0;mso-height-percent:0;mso-width-relative:margin;mso-height-relative:margin;v-text-anchor:top" o:gfxdata="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" filled="f" stroked="f" strokeweight=".5pt">
+              <v:textbox inset=",,0">
+                <w:txbxContent>
+                  <w:p>
+                    <w:pPr>
+                      <w:jc w:val="right"/>
+                      <w:rPr>
+                        <w:color w:val="002060"/>
+                      </w:rPr>
+                    </w:pPr>
+                    <w:r>
+                      <w:rPr>
+                        <w:color w:val="002060"/>
+                      </w:rPr>
+                      <w:fldChar w:fldCharType="begin"/>
+                    </w:r>
+                    <w:r>
+                      <w:rPr>
+                        <w:color w:val="002060"/>
+                      </w:rPr>
+                      <w:instrText>PAGE   \* MERGEFORMAT</w:instrText>
+                    </w:r>
+                    <w:r>
+                      <w:rPr>
+                        <w:color w:val="002060"/>
+                      </w:rPr>
+                      <w:fldChar w:fldCharType="separate"/>
+                    </w:r>
+                    <w:r>
+                      <w:rPr>
+                        <w:color w:val="002060"/>
+                      </w:rPr>
+                      <w:t>1</w:t>
+                    </w:r>
+                    <w:r>
+                      <w:rPr>
+                        <w:color w:val="002060"/>
+                      </w:rPr>
+                      <w:fldChar w:fldCharType="end"/>
+                    </w:r>
+                  </w:p>
+                </w:txbxContent>
+              </v:textbox>
+              <w10:wrap anchorx="margin"/>
+            </v:shape>
+          </w:pict>
+        </mc:Fallback>
+      </mc:AlternateContent>
+    </w:r>
+    <w:r>
+      <w:rPr>
+        <w:noProof/>
+      </w:rPr>
+      <w:drawing>
+        <wp:anchor distT="0" distB="0" distL="114300" distR="114300" simplePos="0" relativeHeight="251658240" behindDoc="1" locked="0" layoutInCell="1" allowOverlap="1" wp14:anchorId="02969C57" wp14:editId="61128673">
+          <wp:simplePos x="0" y="0"/>
+          <wp:positionH relativeFrom="page">
+            <wp:align>left</wp:align>
+          </wp:positionH>
+          <wp:positionV relativeFrom="paragraph">
+            <wp:posOffset>-198120</wp:posOffset>
+          </wp:positionV>
+          <wp:extent cx="7620635" cy="499745"/>
+          <wp:effectExtent l="0" t="0" r="0" b="0"/>
+          <wp:wrapNone/>
+          <wp:docPr id="1019978473" name="Grafik 4"/>
+          <wp:cNvGraphicFramePr>
+            <a:graphicFrameLocks xmlns:a="http://schemas.openxmlformats.org/drawingml/2006/main" noChangeAspect="1"/>
+          </wp:cNvGraphicFramePr>
+          <a:graphic xmlns:a="http://schemas.openxmlformats.org/drawingml/2006/main">
+            <a:graphicData uri="http://schemas.openxmlformats.org/drawingml/2006/picture">
+              <pic:pic xmlns:pic="http://schemas.openxmlformats.org/drawingml/2006/picture">
+                <pic:nvPicPr>
+                  <pic:cNvPr id="0" name="Picture 2"/>
+                  <pic:cNvPicPr>
+                    <a:picLocks noChangeAspect="1" noChangeArrowheads="1"/>
+                  </pic:cNvPicPr>
+                </pic:nvPicPr>
+                <pic:blipFill>
+                  <a:blip r:embed="rId1">
+                    <a:extLst>
+                      <a:ext uri="{28A0092B-C50C-407E-A947-70E740481C1C}">
+                        <a14:useLocalDpi xmlns:a14="http://schemas.microsoft.com/office/drawing/2010/main" val="0"/>
+                      </a:ext>
+                    </a:extLst>
+                  </a:blip>
+                  <a:srcRect/>
+                  <a:stretch>
+                    <a:fillRect/>
+                  </a:stretch>
+                </pic:blipFill>
+                <pic:spPr bwMode="auto">
+                  <a:xfrm>
+                    <a:off x="0" y="0"/>
+                    <a:ext cx="7620635" cy="499745"/>
+                  </a:xfrm>
+                  <a:prstGeom prst="rect">
+                    <a:avLst/>
+                  </a:prstGeom>
+                  <a:noFill/>
+                </pic:spPr>
+              </pic:pic>
+            </a:graphicData>
+          </a:graphic>
+          <wp14:sizeRelH relativeFrom="page">
+            <wp14:pctWidth>0</wp14:pctWidth>
+          </wp14:sizeRelH>
+          <wp14:sizeRelV relativeFrom="page">
+            <wp14:pctHeight>0</wp14:pctHeight>
+          </wp14:sizeRelV>
+        </wp:anchor>
+      </w:drawing>
+    </w:r>
+  </w:p>
+</w:ftr>
+</file>
+
 <file path=word/footnotes.xml><?xml version="1.0" encoding="utf-8"?>
 <w:footnotes xmlns:w="http://schemas.openxmlformats.org/wordprocessingml/2006/main" xmlns:m="http://schemas.openxmlformats.org/officeDocument/2006/math" xmlns:r="http://schemas.openxmlformats.org/officeDocument/2006/relationships" xmlns:o="urn:schemas-microsoft-com:office:office" xmlns:v="urn:schemas-microsoft-com:vml" xmlns:w10="urn:schemas-microsoft-com:office:word" xmlns:a="http://schemas.openxmlformats.org/drawingml/2006/main" xmlns:pic="http://schemas.openxmlformats.org/drawingml/2006/picture" xmlns:wp="http://schemas.openxmlformats.org/drawingml/2006/wordprocessingDrawing">
   <w:footnote w:type="continuationSeparator" w:id="0">
@@ -709,6 +942,80 @@
     </w:p>
   </w:footnote>
 </w:footnotes>
+</file>
+
+<file path=word/header1.xml><?xml version="1.0" encoding="utf-8"?>
+<w:hdr xmlns:wpc="http://schemas.microsoft.com/office/word/2010/wordprocessingCanvas" xmlns:cx="http://schemas.microsoft.com/office/drawing/2014/chartex" xmlns:cx1="http://schemas.microsoft.com/office/drawing/2015/9/8/chartex" xmlns:cx2="http://schemas.microsoft.com/office/drawing/2015/10/21/chartex" xmlns:cx3="http://schemas.microsoft.com/office/drawing/2016/5/9/chartex" xmlns:cx4="http://schemas.microsoft.com/office/drawing/2016/5/10/chartex" xmlns:cx5="http://schemas.microsoft.com/office/drawing/2016/5/11/chartex" xmlns:cx6="http://schemas.microsoft.com/office/drawing/2016/5/12/chartex" xmlns:cx7="http://schemas.microsoft.com/office/drawing/2016/5/13/chartex" xmlns:cx8="http://schemas.microsoft.com/office/drawing/2016/5/14/chartex" xmlns:mc="http://schemas.openxmlformats.org/markup-compatibility/2006" xmlns:aink="http://schemas.microsoft.com/office/drawing/2016/ink" xmlns:am3d="http://schemas.microsoft.com/office/drawing/2017/model3d" xmlns:o="urn:schemas-microsoft-com:office:office" xmlns:oel="http://schemas.microsoft.com/office/2019/extlst" xmlns:r="http://schemas.openxmlformats.org/officeDocument/2006/relationships" xmlns:m="http://schemas.openxmlformats.org/officeDocument/2006/math" xmlns:v="urn:schemas-microsoft-com:vml" xmlns:wp14="http://schemas.microsoft.com/office/word/2010/wordprocessingDrawing" xmlns:wp="http://schemas.openxmlformats.org/drawingml/2006/wordprocessingDrawing" xmlns:w10="urn:schemas-microsoft-com:office:word" xmlns:w="http://schemas.openxmlformats.org/wordprocessingml/2006/main" xmlns:w14="http://schemas.microsoft.com/office/word/2010/wordml" xmlns:w15="http://schemas.microsoft.com/office/word/2012/wordml" xmlns:w16cex="http://schemas.microsoft.com/office/word/2018/wordml/cex" xmlns:w16cid="http://schemas.microsoft.com/office/word/2016/wordml/cid" xmlns:w16="http://schemas.microsoft.com/office/word/2018/wordml" xmlns:w16du="http://schemas.microsoft.com/office/word/2023/wordml/word16du" xmlns:w16sdtdh="http://schemas.microsoft.com/office/word/2020/wordml/sdtdatahash" xmlns:w16sdtfl="http://schemas.microsoft.com/office/word/2024/wordml/sdtformatlock" xmlns:w16se="http://schemas.microsoft.com/office/word/2015/wordml/symex" xmlns:wpg="http://schemas.microsoft.com/office/word/2010/wordprocessingGroup" xmlns:wpi="http://schemas.microsoft.com/office/word/2010/wordprocessingInk" xmlns:wne="http://schemas.microsoft.com/office/word/2006/wordml" xmlns:wps="http://schemas.microsoft.com/office/word/2010/wordprocessingShape" mc:Ignorable="w14 w15 w16se w16cid w16 w16cex w16sdtdh w16sdtfl w16du wp14">
+  <w:p>
+    <w:pPr>
+      <w:pStyle w:val="Kopfzeile"/>
+    </w:pPr>
+    <w:r>
+      <w:rPr>
+        <w:noProof/>
+      </w:rPr>
+      <w:drawing>
+        <wp:anchor distT="0" distB="0" distL="114300" distR="114300" simplePos="0" relativeHeight="251660288" behindDoc="1" locked="0" layoutInCell="1" allowOverlap="1" wp14:anchorId="6908AF13" wp14:editId="2ECC1C0D">
+          <wp:simplePos x="0" y="0"/>
+          <wp:positionH relativeFrom="margin">
+            <wp:align>right</wp:align>
+          </wp:positionH>
+          <wp:positionV relativeFrom="paragraph">
+            <wp:posOffset>-906780</wp:posOffset>
+          </wp:positionV>
+          <wp:extent cx="1341120" cy="749935"/>
+          <wp:effectExtent l="0" t="0" r="0" b="0"/>
+          <wp:wrapNone/>
+          <wp:docPr id="282182487" name="Grafik 1"/>
+          <wp:cNvGraphicFramePr>
+            <a:graphicFrameLocks xmlns:a="http://schemas.openxmlformats.org/drawingml/2006/main" noChangeAspect="1"/>
+          </wp:cNvGraphicFramePr>
+          <a:graphic xmlns:a="http://schemas.openxmlformats.org/drawingml/2006/main">
+            <a:graphicData uri="http://schemas.openxmlformats.org/drawingml/2006/picture">
+              <pic:pic xmlns:pic="http://schemas.openxmlformats.org/drawingml/2006/picture">
+                <pic:nvPicPr>
+                  <pic:cNvPr id="0" name="Picture 1"/>
+                  <pic:cNvPicPr>
+                    <a:picLocks noChangeAspect="1" noChangeArrowheads="1"/>
+                  </pic:cNvPicPr>
+                </pic:nvPicPr>
+                <pic:blipFill>
+                  <a:blip r:embed="rId1">
+                    <a:extLst>
+                      <a:ext uri="{28A0092B-C50C-407E-A947-70E740481C1C}">
+                        <a14:useLocalDpi xmlns:a14="http://schemas.microsoft.com/office/drawing/2010/main" val="0"/>
+                      </a:ext>
+                    </a:extLst>
+                  </a:blip>
+                  <a:srcRect/>
+                  <a:stretch>
+                    <a:fillRect/>
+                  </a:stretch>
+                </pic:blipFill>
+                <pic:spPr bwMode="auto">
+                  <a:xfrm>
+                    <a:off x="0" y="0"/>
+                    <a:ext cx="1341120" cy="749935"/>
+                  </a:xfrm>
+                  <a:prstGeom prst="rect">
+                    <a:avLst/>
+                  </a:prstGeom>
+                  <a:noFill/>
+                </pic:spPr>
+              </pic:pic>
+            </a:graphicData>
+          </a:graphic>
+          <wp14:sizeRelH relativeFrom="page">
+            <wp14:pctWidth>0</wp14:pctWidth>
+          </wp14:sizeRelH>
+          <wp14:sizeRelV relativeFrom="page">
+            <wp14:pctHeight>0</wp14:pctHeight>
+          </wp14:sizeRelV>
+        </wp:anchor>
+      </w:drawing>
+    </w:r>
+  </w:p>
+</w:hdr>
 </file>
 
 <file path=word/numbering.xml><?xml version="1.0" encoding="utf-8"?>
@@ -1202,13 +1509,10 @@
     <w:link w:val="berschrift1Zchn"/>
     <w:uiPriority w:val="9"/>
     <w:qFormat/>
-    <w:rsid w:val="003B5297"/>
+    <w:rsid w:val="00030081"/>
     <w:pPr>
       <w:keepNext/>
       <w:keepLines/>
-      <w:pBdr>
-        <w:bottom w:color="156082" w:space="1" w:sz="4" w:themeColor="accent1" w:val="single"/>
-      </w:pBdr>
       <w:spacing w:after="240" w:before="480" w:line="240" w:lineRule="auto"/>
       <w:outlineLvl w:val="0"/>
     </w:pPr>
@@ -1433,7 +1737,7 @@
     <w:basedOn w:val="Absatz-Standardschriftart"/>
     <w:link w:val="berschrift1"/>
     <w:uiPriority w:val="9"/>
-    <w:rsid w:val="003B5297"/>
+    <w:rsid w:val="00030081"/>
     <w:rPr>
       <w:rFonts w:asciiTheme="majorHAnsi" w:cstheme="majorBidi" w:eastAsiaTheme="majorEastAsia" w:hAnsiTheme="majorHAnsi"/>
       <w:b/>
